--- a/Project Documentation/API Documentation.docx
+++ b/Project Documentation/API Documentation.docx
@@ -4,7 +4,7 @@
   <w:body>
     <w:p>
       <w:pPr>
-        <w:spacing w:before="100" w:beforeAutospacing="1" w:after="100" w:afterAutospacing="1" w:line="240" w:lineRule="auto"/>
+        <w:spacing w:before="100" w:beforeAutospacing="1" w:after="100" w:afterAutospacing="1" w:line="360" w:lineRule="auto"/>
         <w:outlineLvl w:val="0"/>
         <w:rPr>
           <w:rFonts w:ascii="Times New Roman" w:eastAsia="Times New Roman" w:hAnsi="Times New Roman" w:cs="Times New Roman"/>
@@ -42,7 +42,7 @@
     </w:p>
     <w:p>
       <w:pPr>
-        <w:spacing w:before="100" w:beforeAutospacing="1" w:after="100" w:afterAutospacing="1" w:line="240" w:lineRule="auto"/>
+        <w:spacing w:before="100" w:beforeAutospacing="1" w:after="100" w:afterAutospacing="1" w:line="360" w:lineRule="auto"/>
         <w:outlineLvl w:val="0"/>
         <w:rPr>
           <w:rFonts w:ascii="Times New Roman" w:eastAsia="Times New Roman" w:hAnsi="Times New Roman" w:cs="Times New Roman"/>
@@ -56,7 +56,7 @@
     </w:p>
     <w:p>
       <w:pPr>
-        <w:spacing w:before="100" w:beforeAutospacing="1" w:after="100" w:afterAutospacing="1" w:line="240" w:lineRule="auto"/>
+        <w:spacing w:before="100" w:beforeAutospacing="1" w:after="100" w:afterAutospacing="1" w:line="360" w:lineRule="auto"/>
         <w:outlineLvl w:val="0"/>
         <w:rPr>
           <w:rFonts w:ascii="Times New Roman" w:eastAsia="Times New Roman" w:hAnsi="Times New Roman" w:cs="Times New Roman"/>
@@ -81,7 +81,7 @@
     </w:p>
     <w:p>
       <w:pPr>
-        <w:spacing w:before="100" w:beforeAutospacing="1" w:after="100" w:afterAutospacing="1" w:line="240" w:lineRule="auto"/>
+        <w:spacing w:before="100" w:beforeAutospacing="1" w:after="100" w:afterAutospacing="1" w:line="360" w:lineRule="auto"/>
         <w:jc w:val="both"/>
         <w:outlineLvl w:val="1"/>
         <w:rPr>
@@ -105,7 +105,7 @@
     </w:p>
     <w:p>
       <w:pPr>
-        <w:spacing w:before="100" w:beforeAutospacing="1" w:after="100" w:afterAutospacing="1" w:line="240" w:lineRule="auto"/>
+        <w:spacing w:before="100" w:beforeAutospacing="1" w:after="100" w:afterAutospacing="1" w:line="360" w:lineRule="auto"/>
         <w:jc w:val="both"/>
         <w:rPr>
           <w:rFonts w:ascii="Times New Roman" w:eastAsia="Times New Roman" w:hAnsi="Times New Roman" w:cs="Times New Roman"/>
@@ -152,7 +152,7 @@
     </w:p>
     <w:p>
       <w:pPr>
-        <w:spacing w:before="100" w:beforeAutospacing="1" w:after="100" w:afterAutospacing="1" w:line="240" w:lineRule="auto"/>
+        <w:spacing w:before="100" w:beforeAutospacing="1" w:after="100" w:afterAutospacing="1" w:line="360" w:lineRule="auto"/>
         <w:jc w:val="both"/>
         <w:rPr>
           <w:rFonts w:ascii="Times New Roman" w:eastAsia="Times New Roman" w:hAnsi="Times New Roman" w:cs="Times New Roman"/>
@@ -189,7 +189,7 @@
     </w:p>
     <w:p>
       <w:pPr>
-        <w:spacing w:before="100" w:beforeAutospacing="1" w:after="100" w:afterAutospacing="1" w:line="240" w:lineRule="auto"/>
+        <w:spacing w:before="100" w:beforeAutospacing="1" w:after="100" w:afterAutospacing="1" w:line="360" w:lineRule="auto"/>
         <w:jc w:val="both"/>
         <w:outlineLvl w:val="1"/>
         <w:rPr>
@@ -213,7 +213,7 @@
     </w:p>
     <w:p>
       <w:pPr>
-        <w:spacing w:before="100" w:beforeAutospacing="1" w:after="100" w:afterAutospacing="1" w:line="240" w:lineRule="auto"/>
+        <w:spacing w:before="100" w:beforeAutospacing="1" w:after="100" w:afterAutospacing="1" w:line="360" w:lineRule="auto"/>
         <w:jc w:val="both"/>
         <w:outlineLvl w:val="2"/>
         <w:rPr>
@@ -237,7 +237,7 @@
     </w:p>
     <w:p>
       <w:pPr>
-        <w:spacing w:before="100" w:beforeAutospacing="1" w:after="100" w:afterAutospacing="1" w:line="240" w:lineRule="auto"/>
+        <w:spacing w:before="100" w:beforeAutospacing="1" w:after="100" w:afterAutospacing="1" w:line="360" w:lineRule="auto"/>
         <w:jc w:val="both"/>
         <w:rPr>
           <w:rFonts w:ascii="Times New Roman" w:eastAsia="Times New Roman" w:hAnsi="Times New Roman" w:cs="Times New Roman"/>
@@ -256,7 +256,7 @@
     </w:p>
     <w:p>
       <w:pPr>
-        <w:spacing w:before="100" w:beforeAutospacing="1" w:after="100" w:afterAutospacing="1" w:line="240" w:lineRule="auto"/>
+        <w:spacing w:before="100" w:beforeAutospacing="1" w:after="100" w:afterAutospacing="1" w:line="360" w:lineRule="auto"/>
         <w:jc w:val="both"/>
         <w:outlineLvl w:val="2"/>
         <w:rPr>
@@ -280,7 +280,7 @@
     </w:p>
     <w:p>
       <w:pPr>
-        <w:spacing w:before="100" w:beforeAutospacing="1" w:after="100" w:afterAutospacing="1" w:line="240" w:lineRule="auto"/>
+        <w:spacing w:before="100" w:beforeAutospacing="1" w:after="100" w:afterAutospacing="1" w:line="360" w:lineRule="auto"/>
         <w:jc w:val="both"/>
         <w:rPr>
           <w:rFonts w:ascii="Times New Roman" w:eastAsia="Times New Roman" w:hAnsi="Times New Roman" w:cs="Times New Roman"/>
@@ -299,7 +299,7 @@
     </w:p>
     <w:p>
       <w:pPr>
-        <w:spacing w:before="100" w:beforeAutospacing="1" w:after="100" w:afterAutospacing="1" w:line="240" w:lineRule="auto"/>
+        <w:spacing w:before="100" w:beforeAutospacing="1" w:after="100" w:afterAutospacing="1" w:line="360" w:lineRule="auto"/>
         <w:jc w:val="both"/>
         <w:outlineLvl w:val="1"/>
         <w:rPr>
@@ -323,7 +323,7 @@
     </w:p>
     <w:p>
       <w:pPr>
-        <w:spacing w:before="100" w:beforeAutospacing="1" w:after="100" w:afterAutospacing="1" w:line="240" w:lineRule="auto"/>
+        <w:spacing w:before="100" w:beforeAutospacing="1" w:after="100" w:afterAutospacing="1" w:line="360" w:lineRule="auto"/>
         <w:jc w:val="both"/>
         <w:rPr>
           <w:rFonts w:ascii="Times New Roman" w:eastAsia="Times New Roman" w:hAnsi="Times New Roman" w:cs="Times New Roman"/>
@@ -346,7 +346,7 @@
           <w:ilvl w:val="0"/>
           <w:numId w:val="1"/>
         </w:numPr>
-        <w:spacing w:before="100" w:beforeAutospacing="1" w:after="100" w:afterAutospacing="1" w:line="240" w:lineRule="auto"/>
+        <w:spacing w:before="100" w:beforeAutospacing="1" w:after="100" w:afterAutospacing="1" w:line="360" w:lineRule="auto"/>
         <w:jc w:val="both"/>
         <w:rPr>
           <w:rFonts w:ascii="Times New Roman" w:eastAsia="Times New Roman" w:hAnsi="Times New Roman" w:cs="Times New Roman"/>
@@ -369,7 +369,7 @@
           <w:ilvl w:val="0"/>
           <w:numId w:val="1"/>
         </w:numPr>
-        <w:spacing w:before="100" w:beforeAutospacing="1" w:after="100" w:afterAutospacing="1" w:line="240" w:lineRule="auto"/>
+        <w:spacing w:before="100" w:beforeAutospacing="1" w:after="100" w:afterAutospacing="1" w:line="360" w:lineRule="auto"/>
         <w:jc w:val="both"/>
         <w:rPr>
           <w:rFonts w:ascii="Times New Roman" w:eastAsia="Times New Roman" w:hAnsi="Times New Roman" w:cs="Times New Roman"/>
@@ -392,7 +392,7 @@
           <w:ilvl w:val="0"/>
           <w:numId w:val="1"/>
         </w:numPr>
-        <w:spacing w:before="100" w:beforeAutospacing="1" w:after="100" w:afterAutospacing="1" w:line="240" w:lineRule="auto"/>
+        <w:spacing w:before="100" w:beforeAutospacing="1" w:after="100" w:afterAutospacing="1" w:line="360" w:lineRule="auto"/>
         <w:jc w:val="both"/>
         <w:rPr>
           <w:rFonts w:ascii="Times New Roman" w:eastAsia="Times New Roman" w:hAnsi="Times New Roman" w:cs="Times New Roman"/>
@@ -415,7 +415,7 @@
           <w:ilvl w:val="0"/>
           <w:numId w:val="1"/>
         </w:numPr>
-        <w:spacing w:before="100" w:beforeAutospacing="1" w:after="100" w:afterAutospacing="1" w:line="240" w:lineRule="auto"/>
+        <w:spacing w:before="100" w:beforeAutospacing="1" w:after="100" w:afterAutospacing="1" w:line="360" w:lineRule="auto"/>
         <w:jc w:val="both"/>
         <w:rPr>
           <w:rFonts w:ascii="Times New Roman" w:eastAsia="Times New Roman" w:hAnsi="Times New Roman" w:cs="Times New Roman"/>
@@ -438,7 +438,7 @@
           <w:ilvl w:val="0"/>
           <w:numId w:val="1"/>
         </w:numPr>
-        <w:spacing w:before="100" w:beforeAutospacing="1" w:after="100" w:afterAutospacing="1" w:line="240" w:lineRule="auto"/>
+        <w:spacing w:before="100" w:beforeAutospacing="1" w:after="100" w:afterAutospacing="1" w:line="360" w:lineRule="auto"/>
         <w:jc w:val="both"/>
         <w:rPr>
           <w:rFonts w:ascii="Times New Roman" w:eastAsia="Times New Roman" w:hAnsi="Times New Roman" w:cs="Times New Roman"/>
@@ -467,7 +467,7 @@
     </w:p>
     <w:p>
       <w:pPr>
-        <w:spacing w:before="100" w:beforeAutospacing="1" w:after="100" w:afterAutospacing="1" w:line="240" w:lineRule="auto"/>
+        <w:spacing w:before="100" w:beforeAutospacing="1" w:after="100" w:afterAutospacing="1" w:line="360" w:lineRule="auto"/>
         <w:jc w:val="both"/>
         <w:outlineLvl w:val="1"/>
         <w:rPr>
@@ -486,12 +486,13 @@
           <w:sz w:val="24"/>
           <w:szCs w:val="24"/>
         </w:rPr>
+        <w:lastRenderedPageBreak/>
         <w:t>4. Authentication APIs</w:t>
       </w:r>
     </w:p>
     <w:p>
       <w:pPr>
-        <w:spacing w:before="100" w:beforeAutospacing="1" w:after="100" w:afterAutospacing="1" w:line="240" w:lineRule="auto"/>
+        <w:spacing w:before="100" w:beforeAutospacing="1" w:after="100" w:afterAutospacing="1" w:line="360" w:lineRule="auto"/>
         <w:jc w:val="both"/>
         <w:outlineLvl w:val="2"/>
         <w:rPr>
@@ -515,7 +516,7 @@
     </w:p>
     <w:p>
       <w:pPr>
-        <w:spacing w:before="100" w:beforeAutospacing="1" w:after="100" w:afterAutospacing="1" w:line="240" w:lineRule="auto"/>
+        <w:spacing w:before="100" w:beforeAutospacing="1" w:after="100" w:afterAutospacing="1" w:line="360" w:lineRule="auto"/>
         <w:jc w:val="both"/>
         <w:rPr>
           <w:rFonts w:ascii="Times New Roman" w:eastAsia="Times New Roman" w:hAnsi="Times New Roman" w:cs="Times New Roman"/>
@@ -544,7 +545,7 @@
     </w:p>
     <w:p>
       <w:pPr>
-        <w:spacing w:before="100" w:beforeAutospacing="1" w:after="100" w:afterAutospacing="1" w:line="240" w:lineRule="auto"/>
+        <w:spacing w:before="100" w:beforeAutospacing="1" w:after="100" w:afterAutospacing="1" w:line="360" w:lineRule="auto"/>
         <w:jc w:val="both"/>
         <w:rPr>
           <w:rFonts w:ascii="Times New Roman" w:eastAsia="Times New Roman" w:hAnsi="Times New Roman" w:cs="Times New Roman"/>
@@ -609,7 +610,7 @@
     </w:p>
     <w:p>
       <w:pPr>
-        <w:spacing w:before="100" w:beforeAutospacing="1" w:after="100" w:afterAutospacing="1" w:line="240" w:lineRule="auto"/>
+        <w:spacing w:before="100" w:beforeAutospacing="1" w:after="100" w:afterAutospacing="1" w:line="360" w:lineRule="auto"/>
         <w:jc w:val="both"/>
         <w:rPr>
           <w:rFonts w:ascii="Times New Roman" w:eastAsia="Times New Roman" w:hAnsi="Times New Roman" w:cs="Times New Roman"/>
@@ -638,23 +639,22 @@
     </w:p>
     <w:p>
       <w:pPr>
-        <w:spacing w:before="100" w:beforeAutospacing="1" w:after="100" w:afterAutospacing="1" w:line="240" w:lineRule="auto"/>
-        <w:jc w:val="both"/>
-        <w:rPr>
-          <w:rFonts w:ascii="Times New Roman" w:eastAsia="Times New Roman" w:hAnsi="Times New Roman" w:cs="Times New Roman"/>
-          <w:sz w:val="24"/>
-          <w:szCs w:val="24"/>
-        </w:rPr>
-      </w:pPr>
-      <w:r>
-        <w:rPr>
-          <w:rFonts w:ascii="Times New Roman" w:eastAsia="Times New Roman" w:hAnsi="Times New Roman" w:cs="Times New Roman"/>
-          <w:b/>
-          <w:bCs/>
-          <w:sz w:val="24"/>
-          <w:szCs w:val="24"/>
-        </w:rPr>
-        <w:lastRenderedPageBreak/>
+        <w:spacing w:before="100" w:beforeAutospacing="1" w:after="100" w:afterAutospacing="1" w:line="360" w:lineRule="auto"/>
+        <w:jc w:val="both"/>
+        <w:rPr>
+          <w:rFonts w:ascii="Times New Roman" w:eastAsia="Times New Roman" w:hAnsi="Times New Roman" w:cs="Times New Roman"/>
+          <w:sz w:val="24"/>
+          <w:szCs w:val="24"/>
+        </w:rPr>
+      </w:pPr>
+      <w:r>
+        <w:rPr>
+          <w:rFonts w:ascii="Times New Roman" w:eastAsia="Times New Roman" w:hAnsi="Times New Roman" w:cs="Times New Roman"/>
+          <w:b/>
+          <w:bCs/>
+          <w:sz w:val="24"/>
+          <w:szCs w:val="24"/>
+        </w:rPr>
         <w:t>Request Body:</w:t>
       </w:r>
     </w:p>
@@ -664,7 +664,7 @@
           <w:ilvl w:val="0"/>
           <w:numId w:val="2"/>
         </w:numPr>
-        <w:spacing w:before="100" w:beforeAutospacing="1" w:after="100" w:afterAutospacing="1" w:line="240" w:lineRule="auto"/>
+        <w:spacing w:before="100" w:beforeAutospacing="1" w:after="100" w:afterAutospacing="1" w:line="360" w:lineRule="auto"/>
         <w:jc w:val="both"/>
         <w:rPr>
           <w:rFonts w:ascii="Times New Roman" w:eastAsia="Times New Roman" w:hAnsi="Times New Roman" w:cs="Times New Roman"/>
@@ -687,7 +687,7 @@
           <w:ilvl w:val="0"/>
           <w:numId w:val="2"/>
         </w:numPr>
-        <w:spacing w:before="100" w:beforeAutospacing="1" w:after="100" w:afterAutospacing="1" w:line="240" w:lineRule="auto"/>
+        <w:spacing w:before="100" w:beforeAutospacing="1" w:after="100" w:afterAutospacing="1" w:line="360" w:lineRule="auto"/>
         <w:jc w:val="both"/>
         <w:rPr>
           <w:rFonts w:ascii="Times New Roman" w:eastAsia="Times New Roman" w:hAnsi="Times New Roman" w:cs="Times New Roman"/>
@@ -710,7 +710,7 @@
           <w:ilvl w:val="0"/>
           <w:numId w:val="2"/>
         </w:numPr>
-        <w:spacing w:before="100" w:beforeAutospacing="1" w:after="100" w:afterAutospacing="1" w:line="240" w:lineRule="auto"/>
+        <w:spacing w:before="100" w:beforeAutospacing="1" w:after="100" w:afterAutospacing="1" w:line="360" w:lineRule="auto"/>
         <w:jc w:val="both"/>
         <w:rPr>
           <w:rFonts w:ascii="Times New Roman" w:eastAsia="Times New Roman" w:hAnsi="Times New Roman" w:cs="Times New Roman"/>
@@ -729,7 +729,7 @@
     </w:p>
     <w:p>
       <w:pPr>
-        <w:spacing w:before="100" w:beforeAutospacing="1" w:after="100" w:afterAutospacing="1" w:line="240" w:lineRule="auto"/>
+        <w:spacing w:before="100" w:beforeAutospacing="1" w:after="100" w:afterAutospacing="1" w:line="360" w:lineRule="auto"/>
         <w:jc w:val="both"/>
         <w:rPr>
           <w:rFonts w:ascii="Times New Roman" w:eastAsia="Times New Roman" w:hAnsi="Times New Roman" w:cs="Times New Roman"/>
@@ -758,7 +758,7 @@
     </w:p>
     <w:p>
       <w:pPr>
-        <w:spacing w:before="100" w:beforeAutospacing="1" w:after="100" w:afterAutospacing="1" w:line="240" w:lineRule="auto"/>
+        <w:spacing w:before="100" w:beforeAutospacing="1" w:after="100" w:afterAutospacing="1" w:line="360" w:lineRule="auto"/>
         <w:jc w:val="both"/>
         <w:outlineLvl w:val="2"/>
         <w:rPr>
@@ -782,7 +782,7 @@
     </w:p>
     <w:p>
       <w:pPr>
-        <w:spacing w:before="100" w:beforeAutospacing="1" w:after="100" w:afterAutospacing="1" w:line="240" w:lineRule="auto"/>
+        <w:spacing w:before="100" w:beforeAutospacing="1" w:after="100" w:afterAutospacing="1" w:line="360" w:lineRule="auto"/>
         <w:jc w:val="both"/>
         <w:rPr>
           <w:rFonts w:ascii="Times New Roman" w:eastAsia="Times New Roman" w:hAnsi="Times New Roman" w:cs="Times New Roman"/>
@@ -811,7 +811,7 @@
     </w:p>
     <w:p>
       <w:pPr>
-        <w:spacing w:before="100" w:beforeAutospacing="1" w:after="100" w:afterAutospacing="1" w:line="240" w:lineRule="auto"/>
+        <w:spacing w:before="100" w:beforeAutospacing="1" w:after="100" w:afterAutospacing="1" w:line="360" w:lineRule="auto"/>
         <w:jc w:val="both"/>
         <w:rPr>
           <w:rFonts w:ascii="Times New Roman" w:eastAsia="Times New Roman" w:hAnsi="Times New Roman" w:cs="Times New Roman"/>
@@ -876,7 +876,7 @@
     </w:p>
     <w:p>
       <w:pPr>
-        <w:spacing w:before="100" w:beforeAutospacing="1" w:after="100" w:afterAutospacing="1" w:line="240" w:lineRule="auto"/>
+        <w:spacing w:before="100" w:beforeAutospacing="1" w:after="100" w:afterAutospacing="1" w:line="360" w:lineRule="auto"/>
         <w:jc w:val="both"/>
         <w:rPr>
           <w:rFonts w:ascii="Times New Roman" w:eastAsia="Times New Roman" w:hAnsi="Times New Roman" w:cs="Times New Roman"/>
@@ -905,7 +905,7 @@
     </w:p>
     <w:p>
       <w:pPr>
-        <w:spacing w:before="100" w:beforeAutospacing="1" w:after="100" w:afterAutospacing="1" w:line="240" w:lineRule="auto"/>
+        <w:spacing w:before="100" w:beforeAutospacing="1" w:after="100" w:afterAutospacing="1" w:line="360" w:lineRule="auto"/>
         <w:jc w:val="both"/>
         <w:rPr>
           <w:rFonts w:ascii="Times New Roman" w:eastAsia="Times New Roman" w:hAnsi="Times New Roman" w:cs="Times New Roman"/>
@@ -930,7 +930,7 @@
           <w:ilvl w:val="0"/>
           <w:numId w:val="3"/>
         </w:numPr>
-        <w:spacing w:before="100" w:beforeAutospacing="1" w:after="100" w:afterAutospacing="1" w:line="240" w:lineRule="auto"/>
+        <w:spacing w:before="100" w:beforeAutospacing="1" w:after="100" w:afterAutospacing="1" w:line="360" w:lineRule="auto"/>
         <w:jc w:val="both"/>
         <w:rPr>
           <w:rFonts w:ascii="Times New Roman" w:eastAsia="Times New Roman" w:hAnsi="Times New Roman" w:cs="Times New Roman"/>
@@ -953,7 +953,7 @@
           <w:ilvl w:val="0"/>
           <w:numId w:val="3"/>
         </w:numPr>
-        <w:spacing w:before="100" w:beforeAutospacing="1" w:after="100" w:afterAutospacing="1" w:line="240" w:lineRule="auto"/>
+        <w:spacing w:before="100" w:beforeAutospacing="1" w:after="100" w:afterAutospacing="1" w:line="360" w:lineRule="auto"/>
         <w:jc w:val="both"/>
         <w:rPr>
           <w:rFonts w:ascii="Times New Roman" w:eastAsia="Times New Roman" w:hAnsi="Times New Roman" w:cs="Times New Roman"/>
@@ -972,7 +972,7 @@
     </w:p>
     <w:p>
       <w:pPr>
-        <w:spacing w:before="100" w:beforeAutospacing="1" w:after="100" w:afterAutospacing="1" w:line="240" w:lineRule="auto"/>
+        <w:spacing w:before="100" w:beforeAutospacing="1" w:after="100" w:afterAutospacing="1" w:line="360" w:lineRule="auto"/>
         <w:jc w:val="both"/>
         <w:rPr>
           <w:rFonts w:ascii="Times New Roman" w:eastAsia="Times New Roman" w:hAnsi="Times New Roman" w:cs="Times New Roman"/>
@@ -1001,7 +1001,7 @@
     </w:p>
     <w:p>
       <w:pPr>
-        <w:spacing w:before="100" w:beforeAutospacing="1" w:after="100" w:afterAutospacing="1" w:line="240" w:lineRule="auto"/>
+        <w:spacing w:before="100" w:beforeAutospacing="1" w:after="100" w:afterAutospacing="1" w:line="360" w:lineRule="auto"/>
         <w:jc w:val="both"/>
         <w:outlineLvl w:val="2"/>
         <w:rPr>
@@ -1025,7 +1025,7 @@
     </w:p>
     <w:p>
       <w:pPr>
-        <w:spacing w:before="100" w:beforeAutospacing="1" w:after="100" w:afterAutospacing="1" w:line="240" w:lineRule="auto"/>
+        <w:spacing w:before="100" w:beforeAutospacing="1" w:after="100" w:afterAutospacing="1" w:line="360" w:lineRule="auto"/>
         <w:jc w:val="both"/>
         <w:rPr>
           <w:rFonts w:ascii="Times New Roman" w:eastAsia="Times New Roman" w:hAnsi="Times New Roman" w:cs="Times New Roman"/>
@@ -1054,22 +1054,23 @@
     </w:p>
     <w:p>
       <w:pPr>
-        <w:spacing w:before="100" w:beforeAutospacing="1" w:after="100" w:afterAutospacing="1" w:line="240" w:lineRule="auto"/>
-        <w:jc w:val="both"/>
-        <w:rPr>
-          <w:rFonts w:ascii="Times New Roman" w:eastAsia="Times New Roman" w:hAnsi="Times New Roman" w:cs="Times New Roman"/>
-          <w:sz w:val="24"/>
-          <w:szCs w:val="24"/>
-        </w:rPr>
-      </w:pPr>
-      <w:r>
-        <w:rPr>
-          <w:rFonts w:ascii="Times New Roman" w:eastAsia="Times New Roman" w:hAnsi="Times New Roman" w:cs="Times New Roman"/>
-          <w:b/>
-          <w:bCs/>
-          <w:sz w:val="24"/>
-          <w:szCs w:val="24"/>
-        </w:rPr>
+        <w:spacing w:before="100" w:beforeAutospacing="1" w:after="100" w:afterAutospacing="1" w:line="360" w:lineRule="auto"/>
+        <w:jc w:val="both"/>
+        <w:rPr>
+          <w:rFonts w:ascii="Times New Roman" w:eastAsia="Times New Roman" w:hAnsi="Times New Roman" w:cs="Times New Roman"/>
+          <w:sz w:val="24"/>
+          <w:szCs w:val="24"/>
+        </w:rPr>
+      </w:pPr>
+      <w:r>
+        <w:rPr>
+          <w:rFonts w:ascii="Times New Roman" w:eastAsia="Times New Roman" w:hAnsi="Times New Roman" w:cs="Times New Roman"/>
+          <w:b/>
+          <w:bCs/>
+          <w:sz w:val="24"/>
+          <w:szCs w:val="24"/>
+        </w:rPr>
+        <w:lastRenderedPageBreak/>
         <w:t>Endpoint:</w:t>
       </w:r>
       <w:r>
@@ -1119,7 +1120,7 @@
     </w:p>
     <w:p>
       <w:pPr>
-        <w:spacing w:before="100" w:beforeAutospacing="1" w:after="100" w:afterAutospacing="1" w:line="240" w:lineRule="auto"/>
+        <w:spacing w:before="100" w:beforeAutospacing="1" w:after="100" w:afterAutospacing="1" w:line="360" w:lineRule="auto"/>
         <w:jc w:val="both"/>
         <w:rPr>
           <w:rFonts w:ascii="Times New Roman" w:eastAsia="Times New Roman" w:hAnsi="Times New Roman" w:cs="Times New Roman"/>
@@ -1148,7 +1149,7 @@
     </w:p>
     <w:p>
       <w:pPr>
-        <w:spacing w:before="100" w:beforeAutospacing="1" w:after="100" w:afterAutospacing="1" w:line="240" w:lineRule="auto"/>
+        <w:spacing w:before="100" w:beforeAutospacing="1" w:after="100" w:afterAutospacing="1" w:line="360" w:lineRule="auto"/>
         <w:jc w:val="both"/>
         <w:outlineLvl w:val="2"/>
         <w:rPr>
@@ -1172,7 +1173,7 @@
     </w:p>
     <w:p>
       <w:pPr>
-        <w:spacing w:before="100" w:beforeAutospacing="1" w:after="100" w:afterAutospacing="1" w:line="240" w:lineRule="auto"/>
+        <w:spacing w:before="100" w:beforeAutospacing="1" w:after="100" w:afterAutospacing="1" w:line="360" w:lineRule="auto"/>
         <w:jc w:val="both"/>
         <w:rPr>
           <w:rFonts w:ascii="Times New Roman" w:eastAsia="Times New Roman" w:hAnsi="Times New Roman" w:cs="Times New Roman"/>
@@ -1201,7 +1202,7 @@
     </w:p>
     <w:p>
       <w:pPr>
-        <w:spacing w:before="100" w:beforeAutospacing="1" w:after="100" w:afterAutospacing="1" w:line="240" w:lineRule="auto"/>
+        <w:spacing w:before="100" w:beforeAutospacing="1" w:after="100" w:afterAutospacing="1" w:line="360" w:lineRule="auto"/>
         <w:jc w:val="both"/>
         <w:rPr>
           <w:rFonts w:ascii="Times New Roman" w:eastAsia="Times New Roman" w:hAnsi="Times New Roman" w:cs="Times New Roman"/>
@@ -1266,7 +1267,7 @@
     </w:p>
     <w:p>
       <w:pPr>
-        <w:spacing w:before="100" w:beforeAutospacing="1" w:after="100" w:afterAutospacing="1" w:line="240" w:lineRule="auto"/>
+        <w:spacing w:before="100" w:beforeAutospacing="1" w:after="100" w:afterAutospacing="1" w:line="360" w:lineRule="auto"/>
         <w:jc w:val="both"/>
         <w:rPr>
           <w:rFonts w:ascii="Times New Roman" w:eastAsia="Times New Roman" w:hAnsi="Times New Roman" w:cs="Times New Roman"/>
@@ -1295,7 +1296,7 @@
     </w:p>
     <w:p>
       <w:pPr>
-        <w:spacing w:before="100" w:beforeAutospacing="1" w:after="100" w:afterAutospacing="1" w:line="240" w:lineRule="auto"/>
+        <w:spacing w:before="100" w:beforeAutospacing="1" w:after="100" w:afterAutospacing="1" w:line="360" w:lineRule="auto"/>
         <w:jc w:val="both"/>
         <w:outlineLvl w:val="1"/>
         <w:rPr>
@@ -1319,7 +1320,7 @@
     </w:p>
     <w:p>
       <w:pPr>
-        <w:spacing w:before="100" w:beforeAutospacing="1" w:after="100" w:afterAutospacing="1" w:line="240" w:lineRule="auto"/>
+        <w:spacing w:before="100" w:beforeAutospacing="1" w:after="100" w:afterAutospacing="1" w:line="360" w:lineRule="auto"/>
         <w:jc w:val="both"/>
         <w:outlineLvl w:val="2"/>
         <w:rPr>
@@ -1343,7 +1344,7 @@
     </w:p>
     <w:p>
       <w:pPr>
-        <w:spacing w:before="100" w:beforeAutospacing="1" w:after="100" w:afterAutospacing="1" w:line="240" w:lineRule="auto"/>
+        <w:spacing w:before="100" w:beforeAutospacing="1" w:after="100" w:afterAutospacing="1" w:line="360" w:lineRule="auto"/>
         <w:jc w:val="both"/>
         <w:rPr>
           <w:rFonts w:ascii="Times New Roman" w:eastAsia="Times New Roman" w:hAnsi="Times New Roman" w:cs="Times New Roman"/>
@@ -1372,7 +1373,7 @@
     </w:p>
     <w:p>
       <w:pPr>
-        <w:spacing w:before="100" w:beforeAutospacing="1" w:after="100" w:afterAutospacing="1" w:line="240" w:lineRule="auto"/>
+        <w:spacing w:before="100" w:beforeAutospacing="1" w:after="100" w:afterAutospacing="1" w:line="360" w:lineRule="auto"/>
         <w:jc w:val="both"/>
         <w:rPr>
           <w:rFonts w:ascii="Times New Roman" w:eastAsia="Times New Roman" w:hAnsi="Times New Roman" w:cs="Times New Roman"/>
@@ -1419,7 +1420,265 @@
     </w:p>
     <w:p>
       <w:pPr>
-        <w:spacing w:before="100" w:beforeAutospacing="1" w:after="100" w:afterAutospacing="1" w:line="240" w:lineRule="auto"/>
+        <w:spacing w:before="100" w:beforeAutospacing="1" w:after="100" w:afterAutospacing="1" w:line="360" w:lineRule="auto"/>
+        <w:jc w:val="both"/>
+        <w:rPr>
+          <w:rFonts w:ascii="Times New Roman" w:eastAsia="Times New Roman" w:hAnsi="Times New Roman" w:cs="Times New Roman"/>
+          <w:sz w:val="24"/>
+          <w:szCs w:val="24"/>
+        </w:rPr>
+      </w:pPr>
+      <w:r>
+        <w:rPr>
+          <w:rFonts w:ascii="Times New Roman" w:eastAsia="Times New Roman" w:hAnsi="Times New Roman" w:cs="Times New Roman"/>
+          <w:b/>
+          <w:bCs/>
+          <w:sz w:val="24"/>
+          <w:szCs w:val="24"/>
+        </w:rPr>
+        <w:t>Purpose:</w:t>
+      </w:r>
+      <w:r>
+        <w:rPr>
+          <w:rFonts w:ascii="Times New Roman" w:eastAsia="Times New Roman" w:hAnsi="Times New Roman" w:cs="Times New Roman"/>
+          <w:sz w:val="24"/>
+          <w:szCs w:val="24"/>
+        </w:rPr>
+        <w:t xml:space="preserve"> Retrieves the authenticated student's profile information.</w:t>
+      </w:r>
+    </w:p>
+    <w:p>
+      <w:pPr>
+        <w:spacing w:before="100" w:beforeAutospacing="1" w:after="100" w:afterAutospacing="1" w:line="360" w:lineRule="auto"/>
+        <w:jc w:val="both"/>
+        <w:outlineLvl w:val="2"/>
+        <w:rPr>
+          <w:rFonts w:ascii="Times New Roman" w:eastAsia="Times New Roman" w:hAnsi="Times New Roman" w:cs="Times New Roman"/>
+          <w:b/>
+          <w:bCs/>
+          <w:sz w:val="24"/>
+          <w:szCs w:val="24"/>
+        </w:rPr>
+      </w:pPr>
+      <w:r>
+        <w:rPr>
+          <w:rFonts w:ascii="Times New Roman" w:eastAsia="Times New Roman" w:hAnsi="Times New Roman" w:cs="Times New Roman"/>
+          <w:b/>
+          <w:bCs/>
+          <w:sz w:val="24"/>
+          <w:szCs w:val="24"/>
+        </w:rPr>
+        <w:t>Create or Update Profile</w:t>
+      </w:r>
+    </w:p>
+    <w:p>
+      <w:pPr>
+        <w:spacing w:before="100" w:beforeAutospacing="1" w:after="100" w:afterAutospacing="1" w:line="360" w:lineRule="auto"/>
+        <w:jc w:val="both"/>
+        <w:rPr>
+          <w:rFonts w:ascii="Times New Roman" w:eastAsia="Times New Roman" w:hAnsi="Times New Roman" w:cs="Times New Roman"/>
+          <w:sz w:val="24"/>
+          <w:szCs w:val="24"/>
+        </w:rPr>
+      </w:pPr>
+      <w:r>
+        <w:rPr>
+          <w:rFonts w:ascii="Times New Roman" w:eastAsia="Times New Roman" w:hAnsi="Times New Roman" w:cs="Times New Roman"/>
+          <w:b/>
+          <w:bCs/>
+          <w:sz w:val="24"/>
+          <w:szCs w:val="24"/>
+        </w:rPr>
+        <w:t>Method:</w:t>
+      </w:r>
+      <w:r>
+        <w:rPr>
+          <w:rFonts w:ascii="Times New Roman" w:eastAsia="Times New Roman" w:hAnsi="Times New Roman" w:cs="Times New Roman"/>
+          <w:sz w:val="24"/>
+          <w:szCs w:val="24"/>
+        </w:rPr>
+        <w:t xml:space="preserve"> POST / PUT</w:t>
+      </w:r>
+    </w:p>
+    <w:p>
+      <w:pPr>
+        <w:spacing w:before="100" w:beforeAutospacing="1" w:after="100" w:afterAutospacing="1" w:line="360" w:lineRule="auto"/>
+        <w:jc w:val="both"/>
+        <w:rPr>
+          <w:rFonts w:ascii="Times New Roman" w:eastAsia="Times New Roman" w:hAnsi="Times New Roman" w:cs="Times New Roman"/>
+          <w:sz w:val="24"/>
+          <w:szCs w:val="24"/>
+        </w:rPr>
+      </w:pPr>
+      <w:r>
+        <w:rPr>
+          <w:rFonts w:ascii="Times New Roman" w:eastAsia="Times New Roman" w:hAnsi="Times New Roman" w:cs="Times New Roman"/>
+          <w:b/>
+          <w:bCs/>
+          <w:sz w:val="24"/>
+          <w:szCs w:val="24"/>
+        </w:rPr>
+        <w:t>Endpoint:</w:t>
+      </w:r>
+      <w:r>
+        <w:rPr>
+          <w:rFonts w:ascii="Times New Roman" w:eastAsia="Times New Roman" w:hAnsi="Times New Roman" w:cs="Times New Roman"/>
+          <w:sz w:val="24"/>
+          <w:szCs w:val="24"/>
+        </w:rPr>
+        <w:t xml:space="preserve"> /</w:t>
+      </w:r>
+      <w:proofErr w:type="spellStart"/>
+      <w:r>
+        <w:rPr>
+          <w:rFonts w:ascii="Times New Roman" w:eastAsia="Times New Roman" w:hAnsi="Times New Roman" w:cs="Times New Roman"/>
+          <w:sz w:val="24"/>
+          <w:szCs w:val="24"/>
+        </w:rPr>
+        <w:t>api</w:t>
+      </w:r>
+      <w:proofErr w:type="spellEnd"/>
+      <w:r>
+        <w:rPr>
+          <w:rFonts w:ascii="Times New Roman" w:eastAsia="Times New Roman" w:hAnsi="Times New Roman" w:cs="Times New Roman"/>
+          <w:sz w:val="24"/>
+          <w:szCs w:val="24"/>
+        </w:rPr>
+        <w:t>/profile</w:t>
+      </w:r>
+    </w:p>
+    <w:p>
+      <w:pPr>
+        <w:spacing w:before="100" w:beforeAutospacing="1" w:after="100" w:afterAutospacing="1" w:line="360" w:lineRule="auto"/>
+        <w:jc w:val="both"/>
+        <w:rPr>
+          <w:rFonts w:ascii="Times New Roman" w:eastAsia="Times New Roman" w:hAnsi="Times New Roman" w:cs="Times New Roman"/>
+          <w:sz w:val="24"/>
+          <w:szCs w:val="24"/>
+        </w:rPr>
+      </w:pPr>
+      <w:r>
+        <w:rPr>
+          <w:rFonts w:ascii="Times New Roman" w:eastAsia="Times New Roman" w:hAnsi="Times New Roman" w:cs="Times New Roman"/>
+          <w:b/>
+          <w:bCs/>
+          <w:sz w:val="24"/>
+          <w:szCs w:val="24"/>
+        </w:rPr>
+        <w:t>Purpose:</w:t>
+      </w:r>
+      <w:r>
+        <w:rPr>
+          <w:rFonts w:ascii="Times New Roman" w:eastAsia="Times New Roman" w:hAnsi="Times New Roman" w:cs="Times New Roman"/>
+          <w:sz w:val="24"/>
+          <w:szCs w:val="24"/>
+        </w:rPr>
+        <w:t xml:space="preserve"> Stores or updates student profile information such as education, interests, skills, industries, and career preferences.</w:t>
+      </w:r>
+    </w:p>
+    <w:p>
+      <w:pPr>
+        <w:spacing w:before="100" w:beforeAutospacing="1" w:after="100" w:afterAutospacing="1" w:line="360" w:lineRule="auto"/>
+        <w:jc w:val="both"/>
+        <w:outlineLvl w:val="1"/>
+        <w:rPr>
+          <w:rFonts w:ascii="Times New Roman" w:eastAsia="Times New Roman" w:hAnsi="Times New Roman" w:cs="Times New Roman"/>
+          <w:b/>
+          <w:bCs/>
+          <w:sz w:val="24"/>
+          <w:szCs w:val="24"/>
+        </w:rPr>
+      </w:pPr>
+      <w:r>
+        <w:rPr>
+          <w:rFonts w:ascii="Times New Roman" w:eastAsia="Times New Roman" w:hAnsi="Times New Roman" w:cs="Times New Roman"/>
+          <w:b/>
+          <w:bCs/>
+          <w:sz w:val="24"/>
+          <w:szCs w:val="24"/>
+        </w:rPr>
+        <w:t>6. Career Assessment APIs</w:t>
+      </w:r>
+    </w:p>
+    <w:p>
+      <w:pPr>
+        <w:spacing w:before="100" w:beforeAutospacing="1" w:after="100" w:afterAutospacing="1" w:line="360" w:lineRule="auto"/>
+        <w:jc w:val="both"/>
+        <w:rPr>
+          <w:rFonts w:ascii="Times New Roman" w:eastAsia="Times New Roman" w:hAnsi="Times New Roman" w:cs="Times New Roman"/>
+          <w:sz w:val="24"/>
+          <w:szCs w:val="24"/>
+        </w:rPr>
+      </w:pPr>
+      <w:r>
+        <w:rPr>
+          <w:rFonts w:ascii="Times New Roman" w:eastAsia="Times New Roman" w:hAnsi="Times New Roman" w:cs="Times New Roman"/>
+          <w:b/>
+          <w:bCs/>
+          <w:sz w:val="24"/>
+          <w:szCs w:val="24"/>
+        </w:rPr>
+        <w:t>Method:</w:t>
+      </w:r>
+      <w:r>
+        <w:rPr>
+          <w:rFonts w:ascii="Times New Roman" w:eastAsia="Times New Roman" w:hAnsi="Times New Roman" w:cs="Times New Roman"/>
+          <w:sz w:val="24"/>
+          <w:szCs w:val="24"/>
+        </w:rPr>
+        <w:t xml:space="preserve"> POST</w:t>
+      </w:r>
+    </w:p>
+    <w:p>
+      <w:pPr>
+        <w:spacing w:before="100" w:beforeAutospacing="1" w:after="100" w:afterAutospacing="1" w:line="360" w:lineRule="auto"/>
+        <w:jc w:val="both"/>
+        <w:rPr>
+          <w:rFonts w:ascii="Times New Roman" w:eastAsia="Times New Roman" w:hAnsi="Times New Roman" w:cs="Times New Roman"/>
+          <w:sz w:val="24"/>
+          <w:szCs w:val="24"/>
+        </w:rPr>
+      </w:pPr>
+      <w:r>
+        <w:rPr>
+          <w:rFonts w:ascii="Times New Roman" w:eastAsia="Times New Roman" w:hAnsi="Times New Roman" w:cs="Times New Roman"/>
+          <w:b/>
+          <w:bCs/>
+          <w:sz w:val="24"/>
+          <w:szCs w:val="24"/>
+        </w:rPr>
+        <w:t>Endpoint:</w:t>
+      </w:r>
+      <w:r>
+        <w:rPr>
+          <w:rFonts w:ascii="Times New Roman" w:eastAsia="Times New Roman" w:hAnsi="Times New Roman" w:cs="Times New Roman"/>
+          <w:sz w:val="24"/>
+          <w:szCs w:val="24"/>
+        </w:rPr>
+        <w:t xml:space="preserve"> /</w:t>
+      </w:r>
+      <w:proofErr w:type="spellStart"/>
+      <w:r>
+        <w:rPr>
+          <w:rFonts w:ascii="Times New Roman" w:eastAsia="Times New Roman" w:hAnsi="Times New Roman" w:cs="Times New Roman"/>
+          <w:sz w:val="24"/>
+          <w:szCs w:val="24"/>
+        </w:rPr>
+        <w:t>api</w:t>
+      </w:r>
+      <w:proofErr w:type="spellEnd"/>
+      <w:r>
+        <w:rPr>
+          <w:rFonts w:ascii="Times New Roman" w:eastAsia="Times New Roman" w:hAnsi="Times New Roman" w:cs="Times New Roman"/>
+          <w:sz w:val="24"/>
+          <w:szCs w:val="24"/>
+        </w:rPr>
+        <w:t>/assessment</w:t>
+      </w:r>
+    </w:p>
+    <w:p>
+      <w:pPr>
+        <w:spacing w:before="100" w:beforeAutospacing="1" w:after="100" w:afterAutospacing="1" w:line="360" w:lineRule="auto"/>
         <w:jc w:val="both"/>
         <w:rPr>
           <w:rFonts w:ascii="Times New Roman" w:eastAsia="Times New Roman" w:hAnsi="Times New Roman" w:cs="Times New Roman"/>
@@ -1444,36 +1703,55 @@
           <w:sz w:val="24"/>
           <w:szCs w:val="24"/>
         </w:rPr>
-        <w:t xml:space="preserve"> Retrieves the authenticated student's profile information.</w:t>
-      </w:r>
-    </w:p>
-    <w:p>
-      <w:pPr>
-        <w:spacing w:before="100" w:beforeAutospacing="1" w:after="100" w:afterAutospacing="1" w:line="240" w:lineRule="auto"/>
-        <w:jc w:val="both"/>
-        <w:outlineLvl w:val="2"/>
-        <w:rPr>
-          <w:rFonts w:ascii="Times New Roman" w:eastAsia="Times New Roman" w:hAnsi="Times New Roman" w:cs="Times New Roman"/>
-          <w:b/>
-          <w:bCs/>
-          <w:sz w:val="24"/>
-          <w:szCs w:val="24"/>
-        </w:rPr>
-      </w:pPr>
-      <w:r>
-        <w:rPr>
-          <w:rFonts w:ascii="Times New Roman" w:eastAsia="Times New Roman" w:hAnsi="Times New Roman" w:cs="Times New Roman"/>
-          <w:b/>
-          <w:bCs/>
-          <w:sz w:val="24"/>
-          <w:szCs w:val="24"/>
-        </w:rPr>
-        <w:t>Create or Update Profile</w:t>
-      </w:r>
-    </w:p>
-    <w:p>
-      <w:pPr>
-        <w:spacing w:before="100" w:beforeAutospacing="1" w:after="100" w:afterAutospacing="1" w:line="240" w:lineRule="auto"/>
+        <w:t xml:space="preserve"> Stores career assessment responses and assessment results.</w:t>
+      </w:r>
+    </w:p>
+    <w:p>
+      <w:pPr>
+        <w:spacing w:before="100" w:beforeAutospacing="1" w:after="100" w:afterAutospacing="1" w:line="360" w:lineRule="auto"/>
+        <w:jc w:val="both"/>
+        <w:rPr>
+          <w:rFonts w:ascii="Times New Roman" w:eastAsia="Times New Roman" w:hAnsi="Times New Roman" w:cs="Times New Roman"/>
+          <w:sz w:val="24"/>
+          <w:szCs w:val="24"/>
+        </w:rPr>
+      </w:pPr>
+      <w:r>
+        <w:rPr>
+          <w:rFonts w:ascii="Times New Roman" w:eastAsia="Times New Roman" w:hAnsi="Times New Roman" w:cs="Times New Roman"/>
+          <w:sz w:val="24"/>
+          <w:szCs w:val="24"/>
+        </w:rPr>
+        <w:t>The assessment information can be used by the recommendation and AI career guidance modules.</w:t>
+      </w:r>
+    </w:p>
+    <w:p>
+      <w:pPr>
+        <w:spacing w:before="100" w:beforeAutospacing="1" w:after="100" w:afterAutospacing="1" w:line="360" w:lineRule="auto"/>
+        <w:jc w:val="both"/>
+        <w:outlineLvl w:val="1"/>
+        <w:rPr>
+          <w:rFonts w:ascii="Times New Roman" w:eastAsia="Times New Roman" w:hAnsi="Times New Roman" w:cs="Times New Roman"/>
+          <w:b/>
+          <w:bCs/>
+          <w:sz w:val="24"/>
+          <w:szCs w:val="24"/>
+        </w:rPr>
+      </w:pPr>
+      <w:r>
+        <w:rPr>
+          <w:rFonts w:ascii="Times New Roman" w:eastAsia="Times New Roman" w:hAnsi="Times New Roman" w:cs="Times New Roman"/>
+          <w:b/>
+          <w:bCs/>
+          <w:sz w:val="24"/>
+          <w:szCs w:val="24"/>
+        </w:rPr>
+        <w:t>7. Skill Assessment APIs</w:t>
+      </w:r>
+    </w:p>
+    <w:p>
+      <w:pPr>
+        <w:spacing w:before="100" w:beforeAutospacing="1" w:after="100" w:afterAutospacing="1" w:line="360" w:lineRule="auto"/>
         <w:jc w:val="both"/>
         <w:rPr>
           <w:rFonts w:ascii="Times New Roman" w:eastAsia="Times New Roman" w:hAnsi="Times New Roman" w:cs="Times New Roman"/>
@@ -1497,12 +1775,12 @@
           <w:sz w:val="24"/>
           <w:szCs w:val="24"/>
         </w:rPr>
-        <w:t xml:space="preserve"> POST / PUT</w:t>
-      </w:r>
-    </w:p>
-    <w:p>
-      <w:pPr>
-        <w:spacing w:before="100" w:beforeAutospacing="1" w:after="100" w:afterAutospacing="1" w:line="240" w:lineRule="auto"/>
+        <w:t xml:space="preserve"> POST</w:t>
+      </w:r>
+    </w:p>
+    <w:p>
+      <w:pPr>
+        <w:spacing w:before="100" w:beforeAutospacing="1" w:after="100" w:afterAutospacing="1" w:line="360" w:lineRule="auto"/>
         <w:jc w:val="both"/>
         <w:rPr>
           <w:rFonts w:ascii="Times New Roman" w:eastAsia="Times New Roman" w:hAnsi="Times New Roman" w:cs="Times New Roman"/>
@@ -1544,12 +1822,12 @@
           <w:sz w:val="24"/>
           <w:szCs w:val="24"/>
         </w:rPr>
-        <w:t>/profile</w:t>
-      </w:r>
-    </w:p>
-    <w:p>
-      <w:pPr>
-        <w:spacing w:before="100" w:beforeAutospacing="1" w:after="100" w:afterAutospacing="1" w:line="240" w:lineRule="auto"/>
+        <w:t>/skills</w:t>
+      </w:r>
+    </w:p>
+    <w:p>
+      <w:pPr>
+        <w:spacing w:before="100" w:beforeAutospacing="1" w:after="100" w:afterAutospacing="1" w:line="360" w:lineRule="auto"/>
         <w:jc w:val="both"/>
         <w:rPr>
           <w:rFonts w:ascii="Times New Roman" w:eastAsia="Times New Roman" w:hAnsi="Times New Roman" w:cs="Times New Roman"/>
@@ -1573,12 +1851,31 @@
           <w:sz w:val="24"/>
           <w:szCs w:val="24"/>
         </w:rPr>
-        <w:t xml:space="preserve"> Stores or updates student profile information such as education, interests, skills, industries, and career preferences.</w:t>
-      </w:r>
-    </w:p>
-    <w:p>
-      <w:pPr>
-        <w:spacing w:before="100" w:beforeAutospacing="1" w:after="100" w:afterAutospacing="1" w:line="240" w:lineRule="auto"/>
+        <w:t xml:space="preserve"> Stores and processes student skill assessment information and scores.</w:t>
+      </w:r>
+    </w:p>
+    <w:p>
+      <w:pPr>
+        <w:spacing w:before="100" w:beforeAutospacing="1" w:after="100" w:afterAutospacing="1" w:line="360" w:lineRule="auto"/>
+        <w:jc w:val="both"/>
+        <w:rPr>
+          <w:rFonts w:ascii="Times New Roman" w:eastAsia="Times New Roman" w:hAnsi="Times New Roman" w:cs="Times New Roman"/>
+          <w:sz w:val="24"/>
+          <w:szCs w:val="24"/>
+        </w:rPr>
+      </w:pPr>
+      <w:r>
+        <w:rPr>
+          <w:rFonts w:ascii="Times New Roman" w:eastAsia="Times New Roman" w:hAnsi="Times New Roman" w:cs="Times New Roman"/>
+          <w:sz w:val="24"/>
+          <w:szCs w:val="24"/>
+        </w:rPr>
+        <w:t>The information can be used for skill-gap analysis and progress tracking.</w:t>
+      </w:r>
+    </w:p>
+    <w:p>
+      <w:pPr>
+        <w:spacing w:before="100" w:beforeAutospacing="1" w:after="100" w:afterAutospacing="1" w:line="360" w:lineRule="auto"/>
         <w:jc w:val="both"/>
         <w:outlineLvl w:val="1"/>
         <w:rPr>
@@ -1597,12 +1894,12 @@
           <w:sz w:val="24"/>
           <w:szCs w:val="24"/>
         </w:rPr>
-        <w:t>6. Career Assessment APIs</w:t>
-      </w:r>
-    </w:p>
-    <w:p>
-      <w:pPr>
-        <w:spacing w:before="100" w:beforeAutospacing="1" w:after="100" w:afterAutospacing="1" w:line="240" w:lineRule="auto"/>
+        <w:t>8. Career Recommendation API</w:t>
+      </w:r>
+    </w:p>
+    <w:p>
+      <w:pPr>
+        <w:spacing w:before="100" w:beforeAutospacing="1" w:after="100" w:afterAutospacing="1" w:line="360" w:lineRule="auto"/>
         <w:jc w:val="both"/>
         <w:rPr>
           <w:rFonts w:ascii="Times New Roman" w:eastAsia="Times New Roman" w:hAnsi="Times New Roman" w:cs="Times New Roman"/>
@@ -1626,41 +1923,55 @@
           <w:sz w:val="24"/>
           <w:szCs w:val="24"/>
         </w:rPr>
-        <w:t xml:space="preserve"> POST</w:t>
-      </w:r>
-    </w:p>
-    <w:p>
-      <w:pPr>
-        <w:spacing w:before="100" w:beforeAutospacing="1" w:after="100" w:afterAutospacing="1" w:line="240" w:lineRule="auto"/>
-        <w:jc w:val="both"/>
-        <w:rPr>
-          <w:rFonts w:ascii="Times New Roman" w:eastAsia="Times New Roman" w:hAnsi="Times New Roman" w:cs="Times New Roman"/>
-          <w:sz w:val="24"/>
-          <w:szCs w:val="24"/>
-        </w:rPr>
-      </w:pPr>
-      <w:r>
-        <w:rPr>
-          <w:rFonts w:ascii="Times New Roman" w:eastAsia="Times New Roman" w:hAnsi="Times New Roman" w:cs="Times New Roman"/>
-          <w:b/>
-          <w:bCs/>
-          <w:sz w:val="24"/>
-          <w:szCs w:val="24"/>
-        </w:rPr>
-        <w:t>Endpoint:</w:t>
-      </w:r>
-      <w:r>
-        <w:rPr>
-          <w:rFonts w:ascii="Times New Roman" w:eastAsia="Times New Roman" w:hAnsi="Times New Roman" w:cs="Times New Roman"/>
-          <w:sz w:val="24"/>
-          <w:szCs w:val="24"/>
-        </w:rPr>
-        <w:t xml:space="preserve"> /</w:t>
+        <w:t xml:space="preserve"> GET</w:t>
+      </w:r>
+    </w:p>
+    <w:p>
+      <w:pPr>
+        <w:spacing w:before="100" w:beforeAutospacing="1" w:after="100" w:afterAutospacing="1" w:line="360" w:lineRule="auto"/>
+        <w:jc w:val="both"/>
+        <w:rPr>
+          <w:rFonts w:ascii="Times New Roman" w:hAnsi="Times New Roman" w:cs="Times New Roman"/>
+        </w:rPr>
+      </w:pPr>
+      <w:r>
+        <w:rPr>
+          <w:rFonts w:ascii="Times New Roman" w:eastAsia="Times New Roman" w:hAnsi="Times New Roman" w:cs="Times New Roman"/>
+          <w:b/>
+          <w:bCs/>
+          <w:sz w:val="24"/>
+          <w:szCs w:val="24"/>
+        </w:rPr>
+        <w:t>Endpoint</w:t>
+      </w:r>
+      <w:r>
+        <w:rPr>
+          <w:rFonts w:ascii="Times New Roman" w:eastAsia="Times New Roman" w:hAnsi="Times New Roman" w:cs="Times New Roman"/>
+          <w:b/>
+          <w:bCs/>
+          <w:sz w:val="24"/>
+          <w:szCs w:val="24"/>
+        </w:rPr>
+        <w:t>:</w:t>
+      </w:r>
+      <w:r>
+        <w:rPr>
+          <w:rFonts w:ascii="Times New Roman" w:hAnsi="Times New Roman" w:cs="Times New Roman"/>
+        </w:rPr>
+        <w:t xml:space="preserve"> </w:t>
+      </w:r>
+      <w:r>
+        <w:rPr>
+          <w:rFonts w:ascii="Times New Roman" w:hAnsi="Times New Roman" w:cs="Times New Roman"/>
+          <w:sz w:val="24"/>
+          <w:szCs w:val="24"/>
+        </w:rPr>
+        <w:t>/</w:t>
       </w:r>
       <w:proofErr w:type="spellStart"/>
       <w:r>
         <w:rPr>
-          <w:rFonts w:ascii="Times New Roman" w:eastAsia="Times New Roman" w:hAnsi="Times New Roman" w:cs="Times New Roman"/>
+          <w:rFonts w:ascii="Times New Roman" w:hAnsi="Times New Roman" w:cs="Times New Roman"/>
           <w:sz w:val="24"/>
           <w:szCs w:val="24"/>
         </w:rPr>
@@ -1669,321 +1980,25 @@
       <w:proofErr w:type="spellEnd"/>
       <w:r>
         <w:rPr>
-          <w:rFonts w:ascii="Times New Roman" w:eastAsia="Times New Roman" w:hAnsi="Times New Roman" w:cs="Times New Roman"/>
-          <w:sz w:val="24"/>
-          <w:szCs w:val="24"/>
-        </w:rPr>
-        <w:t>/assessment</w:t>
-      </w:r>
-    </w:p>
-    <w:p>
-      <w:pPr>
-        <w:spacing w:before="100" w:beforeAutospacing="1" w:after="100" w:afterAutospacing="1" w:line="240" w:lineRule="auto"/>
-        <w:jc w:val="both"/>
-        <w:rPr>
-          <w:rFonts w:ascii="Times New Roman" w:eastAsia="Times New Roman" w:hAnsi="Times New Roman" w:cs="Times New Roman"/>
-          <w:sz w:val="24"/>
-          <w:szCs w:val="24"/>
-        </w:rPr>
-      </w:pPr>
-      <w:r>
-        <w:rPr>
-          <w:rFonts w:ascii="Times New Roman" w:eastAsia="Times New Roman" w:hAnsi="Times New Roman" w:cs="Times New Roman"/>
-          <w:b/>
-          <w:bCs/>
-          <w:sz w:val="24"/>
-          <w:szCs w:val="24"/>
-        </w:rPr>
-        <w:t>Purpose:</w:t>
-      </w:r>
-      <w:r>
-        <w:rPr>
-          <w:rFonts w:ascii="Times New Roman" w:eastAsia="Times New Roman" w:hAnsi="Times New Roman" w:cs="Times New Roman"/>
-          <w:sz w:val="24"/>
-          <w:szCs w:val="24"/>
-        </w:rPr>
-        <w:t xml:space="preserve"> Stores career assessment responses and assessment results.</w:t>
-      </w:r>
-    </w:p>
-    <w:p>
-      <w:pPr>
-        <w:spacing w:before="100" w:beforeAutospacing="1" w:after="100" w:afterAutospacing="1" w:line="240" w:lineRule="auto"/>
-        <w:jc w:val="both"/>
-        <w:rPr>
-          <w:rFonts w:ascii="Times New Roman" w:eastAsia="Times New Roman" w:hAnsi="Times New Roman" w:cs="Times New Roman"/>
-          <w:sz w:val="24"/>
-          <w:szCs w:val="24"/>
-        </w:rPr>
-      </w:pPr>
-      <w:r>
-        <w:rPr>
-          <w:rFonts w:ascii="Times New Roman" w:eastAsia="Times New Roman" w:hAnsi="Times New Roman" w:cs="Times New Roman"/>
-          <w:sz w:val="24"/>
-          <w:szCs w:val="24"/>
-        </w:rPr>
-        <w:t>The assessment information can be used by the recommendation and AI career guidance modules.</w:t>
-      </w:r>
-    </w:p>
-    <w:p>
-      <w:pPr>
-        <w:spacing w:before="100" w:beforeAutospacing="1" w:after="100" w:afterAutospacing="1" w:line="240" w:lineRule="auto"/>
-        <w:jc w:val="both"/>
-        <w:outlineLvl w:val="1"/>
-        <w:rPr>
-          <w:rFonts w:ascii="Times New Roman" w:eastAsia="Times New Roman" w:hAnsi="Times New Roman" w:cs="Times New Roman"/>
-          <w:b/>
-          <w:bCs/>
-          <w:sz w:val="24"/>
-          <w:szCs w:val="24"/>
-        </w:rPr>
-      </w:pPr>
-      <w:r>
-        <w:rPr>
-          <w:rFonts w:ascii="Times New Roman" w:eastAsia="Times New Roman" w:hAnsi="Times New Roman" w:cs="Times New Roman"/>
-          <w:b/>
-          <w:bCs/>
-          <w:sz w:val="24"/>
-          <w:szCs w:val="24"/>
-        </w:rPr>
-        <w:t>7. Skill Assessment APIs</w:t>
-      </w:r>
-    </w:p>
-    <w:p>
-      <w:pPr>
-        <w:spacing w:before="100" w:beforeAutospacing="1" w:after="100" w:afterAutospacing="1" w:line="240" w:lineRule="auto"/>
-        <w:jc w:val="both"/>
-        <w:rPr>
-          <w:rFonts w:ascii="Times New Roman" w:eastAsia="Times New Roman" w:hAnsi="Times New Roman" w:cs="Times New Roman"/>
-          <w:sz w:val="24"/>
-          <w:szCs w:val="24"/>
-        </w:rPr>
-      </w:pPr>
-      <w:r>
-        <w:rPr>
-          <w:rFonts w:ascii="Times New Roman" w:eastAsia="Times New Roman" w:hAnsi="Times New Roman" w:cs="Times New Roman"/>
-          <w:b/>
-          <w:bCs/>
-          <w:sz w:val="24"/>
-          <w:szCs w:val="24"/>
-        </w:rPr>
-        <w:t>Method:</w:t>
-      </w:r>
-      <w:r>
-        <w:rPr>
-          <w:rFonts w:ascii="Times New Roman" w:eastAsia="Times New Roman" w:hAnsi="Times New Roman" w:cs="Times New Roman"/>
-          <w:sz w:val="24"/>
-          <w:szCs w:val="24"/>
-        </w:rPr>
-        <w:t xml:space="preserve"> POST</w:t>
-      </w:r>
-    </w:p>
-    <w:p>
-      <w:pPr>
-        <w:spacing w:before="100" w:beforeAutospacing="1" w:after="100" w:afterAutospacing="1" w:line="240" w:lineRule="auto"/>
-        <w:jc w:val="both"/>
-        <w:rPr>
-          <w:rFonts w:ascii="Times New Roman" w:eastAsia="Times New Roman" w:hAnsi="Times New Roman" w:cs="Times New Roman"/>
-          <w:sz w:val="24"/>
-          <w:szCs w:val="24"/>
-        </w:rPr>
-      </w:pPr>
-      <w:r>
-        <w:rPr>
-          <w:rFonts w:ascii="Times New Roman" w:eastAsia="Times New Roman" w:hAnsi="Times New Roman" w:cs="Times New Roman"/>
-          <w:b/>
-          <w:bCs/>
-          <w:sz w:val="24"/>
-          <w:szCs w:val="24"/>
-        </w:rPr>
-        <w:t>Endpoint:</w:t>
-      </w:r>
-      <w:r>
-        <w:rPr>
-          <w:rFonts w:ascii="Times New Roman" w:eastAsia="Times New Roman" w:hAnsi="Times New Roman" w:cs="Times New Roman"/>
-          <w:sz w:val="24"/>
-          <w:szCs w:val="24"/>
-        </w:rPr>
-        <w:t xml:space="preserve"> /</w:t>
+          <w:rFonts w:ascii="Times New Roman" w:hAnsi="Times New Roman" w:cs="Times New Roman"/>
+          <w:sz w:val="24"/>
+          <w:szCs w:val="24"/>
+        </w:rPr>
+        <w:t>/recommendation/</w:t>
+      </w:r>
+      <w:proofErr w:type="gramStart"/>
+      <w:r>
+        <w:rPr>
+          <w:rFonts w:ascii="Times New Roman" w:hAnsi="Times New Roman" w:cs="Times New Roman"/>
+          <w:sz w:val="24"/>
+          <w:szCs w:val="24"/>
+        </w:rPr>
+        <w:t>:</w:t>
       </w:r>
       <w:proofErr w:type="spellStart"/>
       <w:r>
         <w:rPr>
-          <w:rFonts w:ascii="Times New Roman" w:eastAsia="Times New Roman" w:hAnsi="Times New Roman" w:cs="Times New Roman"/>
-          <w:sz w:val="24"/>
-          <w:szCs w:val="24"/>
-        </w:rPr>
-        <w:t>api</w:t>
-      </w:r>
-      <w:proofErr w:type="spellEnd"/>
-      <w:r>
-        <w:rPr>
-          <w:rFonts w:ascii="Times New Roman" w:eastAsia="Times New Roman" w:hAnsi="Times New Roman" w:cs="Times New Roman"/>
-          <w:sz w:val="24"/>
-          <w:szCs w:val="24"/>
-        </w:rPr>
-        <w:t>/skills</w:t>
-      </w:r>
-    </w:p>
-    <w:p>
-      <w:pPr>
-        <w:spacing w:before="100" w:beforeAutospacing="1" w:after="100" w:afterAutospacing="1" w:line="240" w:lineRule="auto"/>
-        <w:jc w:val="both"/>
-        <w:rPr>
-          <w:rFonts w:ascii="Times New Roman" w:eastAsia="Times New Roman" w:hAnsi="Times New Roman" w:cs="Times New Roman"/>
-          <w:sz w:val="24"/>
-          <w:szCs w:val="24"/>
-        </w:rPr>
-      </w:pPr>
-      <w:r>
-        <w:rPr>
-          <w:rFonts w:ascii="Times New Roman" w:eastAsia="Times New Roman" w:hAnsi="Times New Roman" w:cs="Times New Roman"/>
-          <w:b/>
-          <w:bCs/>
-          <w:sz w:val="24"/>
-          <w:szCs w:val="24"/>
-        </w:rPr>
-        <w:t>Purpose:</w:t>
-      </w:r>
-      <w:r>
-        <w:rPr>
-          <w:rFonts w:ascii="Times New Roman" w:eastAsia="Times New Roman" w:hAnsi="Times New Roman" w:cs="Times New Roman"/>
-          <w:sz w:val="24"/>
-          <w:szCs w:val="24"/>
-        </w:rPr>
-        <w:t xml:space="preserve"> Stores and processes student skill assessment information and scores.</w:t>
-      </w:r>
-    </w:p>
-    <w:p>
-      <w:pPr>
-        <w:spacing w:before="100" w:beforeAutospacing="1" w:after="100" w:afterAutospacing="1" w:line="240" w:lineRule="auto"/>
-        <w:jc w:val="both"/>
-        <w:rPr>
-          <w:rFonts w:ascii="Times New Roman" w:eastAsia="Times New Roman" w:hAnsi="Times New Roman" w:cs="Times New Roman"/>
-          <w:sz w:val="24"/>
-          <w:szCs w:val="24"/>
-        </w:rPr>
-      </w:pPr>
-      <w:r>
-        <w:rPr>
-          <w:rFonts w:ascii="Times New Roman" w:eastAsia="Times New Roman" w:hAnsi="Times New Roman" w:cs="Times New Roman"/>
-          <w:sz w:val="24"/>
-          <w:szCs w:val="24"/>
-        </w:rPr>
-        <w:t>The information can be used for skill-gap analysis and progress tracking.</w:t>
-      </w:r>
-    </w:p>
-    <w:p>
-      <w:pPr>
-        <w:spacing w:before="100" w:beforeAutospacing="1" w:after="100" w:afterAutospacing="1" w:line="240" w:lineRule="auto"/>
-        <w:jc w:val="both"/>
-        <w:outlineLvl w:val="1"/>
-        <w:rPr>
-          <w:rFonts w:ascii="Times New Roman" w:eastAsia="Times New Roman" w:hAnsi="Times New Roman" w:cs="Times New Roman"/>
-          <w:b/>
-          <w:bCs/>
-          <w:sz w:val="24"/>
-          <w:szCs w:val="24"/>
-        </w:rPr>
-      </w:pPr>
-      <w:r>
-        <w:rPr>
-          <w:rFonts w:ascii="Times New Roman" w:eastAsia="Times New Roman" w:hAnsi="Times New Roman" w:cs="Times New Roman"/>
-          <w:b/>
-          <w:bCs/>
-          <w:sz w:val="24"/>
-          <w:szCs w:val="24"/>
-        </w:rPr>
-        <w:t>8. Career Recommendation API</w:t>
-      </w:r>
-    </w:p>
-    <w:p>
-      <w:pPr>
-        <w:spacing w:before="100" w:beforeAutospacing="1" w:after="100" w:afterAutospacing="1" w:line="240" w:lineRule="auto"/>
-        <w:jc w:val="both"/>
-        <w:rPr>
-          <w:rFonts w:ascii="Times New Roman" w:eastAsia="Times New Roman" w:hAnsi="Times New Roman" w:cs="Times New Roman"/>
-          <w:sz w:val="24"/>
-          <w:szCs w:val="24"/>
-        </w:rPr>
-      </w:pPr>
-      <w:r>
-        <w:rPr>
-          <w:rFonts w:ascii="Times New Roman" w:eastAsia="Times New Roman" w:hAnsi="Times New Roman" w:cs="Times New Roman"/>
-          <w:b/>
-          <w:bCs/>
-          <w:sz w:val="24"/>
-          <w:szCs w:val="24"/>
-        </w:rPr>
-        <w:t>Method:</w:t>
-      </w:r>
-      <w:r>
-        <w:rPr>
-          <w:rFonts w:ascii="Times New Roman" w:eastAsia="Times New Roman" w:hAnsi="Times New Roman" w:cs="Times New Roman"/>
-          <w:sz w:val="24"/>
-          <w:szCs w:val="24"/>
-        </w:rPr>
-        <w:t xml:space="preserve"> GET</w:t>
-      </w:r>
-    </w:p>
-    <w:p>
-      <w:pPr>
-        <w:spacing w:before="100" w:beforeAutospacing="1" w:after="100" w:afterAutospacing="1" w:line="240" w:lineRule="auto"/>
-        <w:jc w:val="both"/>
-        <w:rPr>
-          <w:rFonts w:ascii="Times New Roman" w:eastAsia="Times New Roman" w:hAnsi="Times New Roman" w:cs="Times New Roman"/>
-          <w:sz w:val="24"/>
-          <w:szCs w:val="24"/>
-        </w:rPr>
-      </w:pPr>
-      <w:r>
-        <w:rPr>
-          <w:rFonts w:ascii="Times New Roman" w:eastAsia="Times New Roman" w:hAnsi="Times New Roman" w:cs="Times New Roman"/>
-          <w:b/>
-          <w:bCs/>
-          <w:sz w:val="24"/>
-          <w:szCs w:val="24"/>
-        </w:rPr>
-        <w:t>Endpoint:</w:t>
-      </w:r>
-      <w:r>
-        <w:rPr>
-          <w:rFonts w:ascii="Times New Roman" w:eastAsia="Times New Roman" w:hAnsi="Times New Roman" w:cs="Times New Roman"/>
-          <w:sz w:val="24"/>
-          <w:szCs w:val="24"/>
-        </w:rPr>
-        <w:t xml:space="preserve"> /</w:t>
-      </w:r>
-      <w:proofErr w:type="spellStart"/>
-      <w:r>
-        <w:rPr>
-          <w:rFonts w:ascii="Times New Roman" w:eastAsia="Times New Roman" w:hAnsi="Times New Roman" w:cs="Times New Roman"/>
-          <w:sz w:val="24"/>
-          <w:szCs w:val="24"/>
-        </w:rPr>
-        <w:t>api</w:t>
-      </w:r>
-      <w:proofErr w:type="spellEnd"/>
-      <w:r>
-        <w:rPr>
-          <w:rFonts w:ascii="Times New Roman" w:eastAsia="Times New Roman" w:hAnsi="Times New Roman" w:cs="Times New Roman"/>
-          <w:sz w:val="24"/>
-          <w:szCs w:val="24"/>
-        </w:rPr>
-        <w:t>/recommendation/</w:t>
-      </w:r>
-      <w:proofErr w:type="gramStart"/>
-      <w:r>
-        <w:rPr>
-          <w:rFonts w:ascii="Times New Roman" w:eastAsia="Times New Roman" w:hAnsi="Times New Roman" w:cs="Times New Roman"/>
-          <w:sz w:val="24"/>
-          <w:szCs w:val="24"/>
-        </w:rPr>
-        <w:t>:</w:t>
-      </w:r>
-      <w:proofErr w:type="spellStart"/>
-      <w:r>
-        <w:rPr>
-          <w:rFonts w:ascii="Times New Roman" w:eastAsia="Times New Roman" w:hAnsi="Times New Roman" w:cs="Times New Roman"/>
+          <w:rFonts w:ascii="Times New Roman" w:hAnsi="Times New Roman" w:cs="Times New Roman"/>
           <w:sz w:val="24"/>
           <w:szCs w:val="24"/>
         </w:rPr>
@@ -1994,7 +2009,7 @@
     </w:p>
     <w:p>
       <w:pPr>
-        <w:spacing w:before="100" w:beforeAutospacing="1" w:after="100" w:afterAutospacing="1" w:line="240" w:lineRule="auto"/>
+        <w:spacing w:before="100" w:beforeAutospacing="1" w:after="100" w:afterAutospacing="1" w:line="360" w:lineRule="auto"/>
         <w:jc w:val="both"/>
         <w:rPr>
           <w:rFonts w:ascii="Times New Roman" w:eastAsia="Times New Roman" w:hAnsi="Times New Roman" w:cs="Times New Roman"/>
@@ -2023,7 +2038,7 @@
     </w:p>
     <w:p>
       <w:pPr>
-        <w:spacing w:before="100" w:beforeAutospacing="1" w:after="100" w:afterAutospacing="1" w:line="240" w:lineRule="auto"/>
+        <w:spacing w:before="100" w:beforeAutospacing="1" w:after="100" w:afterAutospacing="1" w:line="360" w:lineRule="auto"/>
         <w:jc w:val="both"/>
         <w:rPr>
           <w:rFonts w:ascii="Times New Roman" w:eastAsia="Times New Roman" w:hAnsi="Times New Roman" w:cs="Times New Roman"/>
@@ -2042,7 +2057,7 @@
     </w:p>
     <w:p>
       <w:pPr>
-        <w:spacing w:before="100" w:beforeAutospacing="1" w:after="100" w:afterAutospacing="1" w:line="240" w:lineRule="auto"/>
+        <w:spacing w:before="100" w:beforeAutospacing="1" w:after="100" w:afterAutospacing="1" w:line="360" w:lineRule="auto"/>
         <w:jc w:val="both"/>
         <w:outlineLvl w:val="1"/>
         <w:rPr>
@@ -2066,7 +2081,7 @@
     </w:p>
     <w:p>
       <w:pPr>
-        <w:spacing w:before="100" w:beforeAutospacing="1" w:after="100" w:afterAutospacing="1" w:line="240" w:lineRule="auto"/>
+        <w:spacing w:before="100" w:beforeAutospacing="1" w:after="100" w:afterAutospacing="1" w:line="360" w:lineRule="auto"/>
         <w:jc w:val="both"/>
         <w:rPr>
           <w:rFonts w:ascii="Times New Roman" w:eastAsia="Times New Roman" w:hAnsi="Times New Roman" w:cs="Times New Roman"/>
@@ -2095,23 +2110,22 @@
     </w:p>
     <w:p>
       <w:pPr>
-        <w:spacing w:before="100" w:beforeAutospacing="1" w:after="100" w:afterAutospacing="1" w:line="240" w:lineRule="auto"/>
-        <w:jc w:val="both"/>
-        <w:rPr>
-          <w:rFonts w:ascii="Times New Roman" w:eastAsia="Times New Roman" w:hAnsi="Times New Roman" w:cs="Times New Roman"/>
-          <w:sz w:val="24"/>
-          <w:szCs w:val="24"/>
-        </w:rPr>
-      </w:pPr>
-      <w:r>
-        <w:rPr>
-          <w:rFonts w:ascii="Times New Roman" w:eastAsia="Times New Roman" w:hAnsi="Times New Roman" w:cs="Times New Roman"/>
-          <w:b/>
-          <w:bCs/>
-          <w:sz w:val="24"/>
-          <w:szCs w:val="24"/>
-        </w:rPr>
-        <w:lastRenderedPageBreak/>
+        <w:spacing w:before="100" w:beforeAutospacing="1" w:after="100" w:afterAutospacing="1" w:line="360" w:lineRule="auto"/>
+        <w:jc w:val="both"/>
+        <w:rPr>
+          <w:rFonts w:ascii="Times New Roman" w:eastAsia="Times New Roman" w:hAnsi="Times New Roman" w:cs="Times New Roman"/>
+          <w:sz w:val="24"/>
+          <w:szCs w:val="24"/>
+        </w:rPr>
+      </w:pPr>
+      <w:r>
+        <w:rPr>
+          <w:rFonts w:ascii="Times New Roman" w:eastAsia="Times New Roman" w:hAnsi="Times New Roman" w:cs="Times New Roman"/>
+          <w:b/>
+          <w:bCs/>
+          <w:sz w:val="24"/>
+          <w:szCs w:val="24"/>
+        </w:rPr>
         <w:t>Endpoint:</w:t>
       </w:r>
       <w:r>
@@ -2161,7 +2175,7 @@
     </w:p>
     <w:p>
       <w:pPr>
-        <w:spacing w:before="100" w:beforeAutospacing="1" w:after="100" w:afterAutospacing="1" w:line="240" w:lineRule="auto"/>
+        <w:spacing w:before="100" w:beforeAutospacing="1" w:after="100" w:afterAutospacing="1" w:line="360" w:lineRule="auto"/>
         <w:jc w:val="both"/>
         <w:rPr>
           <w:rFonts w:ascii="Times New Roman" w:eastAsia="Times New Roman" w:hAnsi="Times New Roman" w:cs="Times New Roman"/>
@@ -2190,7 +2204,7 @@
     </w:p>
     <w:p>
       <w:pPr>
-        <w:spacing w:before="100" w:beforeAutospacing="1" w:after="100" w:afterAutospacing="1" w:line="240" w:lineRule="auto"/>
+        <w:spacing w:before="100" w:beforeAutospacing="1" w:after="100" w:afterAutospacing="1" w:line="360" w:lineRule="auto"/>
         <w:jc w:val="both"/>
         <w:rPr>
           <w:rFonts w:ascii="Times New Roman" w:eastAsia="Times New Roman" w:hAnsi="Times New Roman" w:cs="Times New Roman"/>
@@ -2213,7 +2227,7 @@
           <w:ilvl w:val="0"/>
           <w:numId w:val="4"/>
         </w:numPr>
-        <w:spacing w:before="100" w:beforeAutospacing="1" w:after="100" w:afterAutospacing="1" w:line="240" w:lineRule="auto"/>
+        <w:spacing w:before="100" w:beforeAutospacing="1" w:after="100" w:afterAutospacing="1" w:line="360" w:lineRule="auto"/>
         <w:jc w:val="both"/>
         <w:rPr>
           <w:rFonts w:ascii="Times New Roman" w:eastAsia="Times New Roman" w:hAnsi="Times New Roman" w:cs="Times New Roman"/>
@@ -2236,20 +2250,21 @@
           <w:ilvl w:val="0"/>
           <w:numId w:val="4"/>
         </w:numPr>
-        <w:spacing w:before="100" w:beforeAutospacing="1" w:after="100" w:afterAutospacing="1" w:line="240" w:lineRule="auto"/>
-        <w:jc w:val="both"/>
-        <w:rPr>
-          <w:rFonts w:ascii="Times New Roman" w:eastAsia="Times New Roman" w:hAnsi="Times New Roman" w:cs="Times New Roman"/>
-          <w:sz w:val="24"/>
-          <w:szCs w:val="24"/>
-        </w:rPr>
-      </w:pPr>
-      <w:r>
-        <w:rPr>
-          <w:rFonts w:ascii="Times New Roman" w:eastAsia="Times New Roman" w:hAnsi="Times New Roman" w:cs="Times New Roman"/>
-          <w:sz w:val="24"/>
-          <w:szCs w:val="24"/>
-        </w:rPr>
+        <w:spacing w:before="100" w:beforeAutospacing="1" w:after="100" w:afterAutospacing="1" w:line="360" w:lineRule="auto"/>
+        <w:jc w:val="both"/>
+        <w:rPr>
+          <w:rFonts w:ascii="Times New Roman" w:eastAsia="Times New Roman" w:hAnsi="Times New Roman" w:cs="Times New Roman"/>
+          <w:sz w:val="24"/>
+          <w:szCs w:val="24"/>
+        </w:rPr>
+      </w:pPr>
+      <w:r>
+        <w:rPr>
+          <w:rFonts w:ascii="Times New Roman" w:eastAsia="Times New Roman" w:hAnsi="Times New Roman" w:cs="Times New Roman"/>
+          <w:sz w:val="24"/>
+          <w:szCs w:val="24"/>
+        </w:rPr>
+        <w:lastRenderedPageBreak/>
         <w:t>Personalized career insights</w:t>
       </w:r>
     </w:p>
@@ -2259,7 +2274,7 @@
           <w:ilvl w:val="0"/>
           <w:numId w:val="4"/>
         </w:numPr>
-        <w:spacing w:before="100" w:beforeAutospacing="1" w:after="100" w:afterAutospacing="1" w:line="240" w:lineRule="auto"/>
+        <w:spacing w:before="100" w:beforeAutospacing="1" w:after="100" w:afterAutospacing="1" w:line="360" w:lineRule="auto"/>
         <w:jc w:val="both"/>
         <w:rPr>
           <w:rFonts w:ascii="Times New Roman" w:eastAsia="Times New Roman" w:hAnsi="Times New Roman" w:cs="Times New Roman"/>
@@ -2282,7 +2297,7 @@
           <w:ilvl w:val="0"/>
           <w:numId w:val="4"/>
         </w:numPr>
-        <w:spacing w:before="100" w:beforeAutospacing="1" w:after="100" w:afterAutospacing="1" w:line="240" w:lineRule="auto"/>
+        <w:spacing w:before="100" w:beforeAutospacing="1" w:after="100" w:afterAutospacing="1" w:line="360" w:lineRule="auto"/>
         <w:jc w:val="both"/>
         <w:rPr>
           <w:rFonts w:ascii="Times New Roman" w:eastAsia="Times New Roman" w:hAnsi="Times New Roman" w:cs="Times New Roman"/>
@@ -2301,7 +2316,7 @@
     </w:p>
     <w:p>
       <w:pPr>
-        <w:spacing w:before="100" w:beforeAutospacing="1" w:after="100" w:afterAutospacing="1" w:line="240" w:lineRule="auto"/>
+        <w:spacing w:before="100" w:beforeAutospacing="1" w:after="100" w:afterAutospacing="1" w:line="360" w:lineRule="auto"/>
         <w:jc w:val="both"/>
         <w:rPr>
           <w:rFonts w:ascii="Times New Roman" w:eastAsia="Times New Roman" w:hAnsi="Times New Roman" w:cs="Times New Roman"/>
@@ -2320,7 +2335,7 @@
     </w:p>
     <w:p>
       <w:pPr>
-        <w:spacing w:before="100" w:beforeAutospacing="1" w:after="100" w:afterAutospacing="1" w:line="240" w:lineRule="auto"/>
+        <w:spacing w:before="100" w:beforeAutospacing="1" w:after="100" w:afterAutospacing="1" w:line="360" w:lineRule="auto"/>
         <w:jc w:val="both"/>
         <w:outlineLvl w:val="1"/>
         <w:rPr>
@@ -2344,7 +2359,7 @@
     </w:p>
     <w:p>
       <w:pPr>
-        <w:spacing w:before="100" w:beforeAutospacing="1" w:after="100" w:afterAutospacing="1" w:line="240" w:lineRule="auto"/>
+        <w:spacing w:before="100" w:beforeAutospacing="1" w:after="100" w:afterAutospacing="1" w:line="360" w:lineRule="auto"/>
         <w:jc w:val="both"/>
         <w:rPr>
           <w:rFonts w:ascii="Times New Roman" w:eastAsia="Times New Roman" w:hAnsi="Times New Roman" w:cs="Times New Roman"/>
@@ -2373,7 +2388,7 @@
     </w:p>
     <w:p>
       <w:pPr>
-        <w:spacing w:before="100" w:beforeAutospacing="1" w:after="100" w:afterAutospacing="1" w:line="240" w:lineRule="auto"/>
+        <w:spacing w:before="100" w:beforeAutospacing="1" w:after="100" w:afterAutospacing="1" w:line="360" w:lineRule="auto"/>
         <w:jc w:val="both"/>
         <w:rPr>
           <w:rFonts w:ascii="Times New Roman" w:eastAsia="Times New Roman" w:hAnsi="Times New Roman" w:cs="Times New Roman"/>
@@ -2420,7 +2435,7 @@
     </w:p>
     <w:p>
       <w:pPr>
-        <w:spacing w:before="100" w:beforeAutospacing="1" w:after="100" w:afterAutospacing="1" w:line="240" w:lineRule="auto"/>
+        <w:spacing w:before="100" w:beforeAutospacing="1" w:after="100" w:afterAutospacing="1" w:line="360" w:lineRule="auto"/>
         <w:jc w:val="both"/>
         <w:rPr>
           <w:rFonts w:ascii="Times New Roman" w:eastAsia="Times New Roman" w:hAnsi="Times New Roman" w:cs="Times New Roman"/>
@@ -2449,7 +2464,7 @@
     </w:p>
     <w:p>
       <w:pPr>
-        <w:spacing w:before="100" w:beforeAutospacing="1" w:after="100" w:afterAutospacing="1" w:line="240" w:lineRule="auto"/>
+        <w:spacing w:before="100" w:beforeAutospacing="1" w:after="100" w:afterAutospacing="1" w:line="360" w:lineRule="auto"/>
         <w:jc w:val="both"/>
         <w:rPr>
           <w:rFonts w:ascii="Times New Roman" w:eastAsia="Times New Roman" w:hAnsi="Times New Roman" w:cs="Times New Roman"/>
@@ -2472,7 +2487,7 @@
           <w:ilvl w:val="0"/>
           <w:numId w:val="5"/>
         </w:numPr>
-        <w:spacing w:before="100" w:beforeAutospacing="1" w:after="100" w:afterAutospacing="1" w:line="240" w:lineRule="auto"/>
+        <w:spacing w:before="100" w:beforeAutospacing="1" w:after="100" w:afterAutospacing="1" w:line="360" w:lineRule="auto"/>
         <w:jc w:val="both"/>
         <w:rPr>
           <w:rFonts w:ascii="Times New Roman" w:eastAsia="Times New Roman" w:hAnsi="Times New Roman" w:cs="Times New Roman"/>
@@ -2495,7 +2510,7 @@
           <w:ilvl w:val="0"/>
           <w:numId w:val="5"/>
         </w:numPr>
-        <w:spacing w:before="100" w:beforeAutospacing="1" w:after="100" w:afterAutospacing="1" w:line="240" w:lineRule="auto"/>
+        <w:spacing w:before="100" w:beforeAutospacing="1" w:after="100" w:afterAutospacing="1" w:line="360" w:lineRule="auto"/>
         <w:jc w:val="both"/>
         <w:rPr>
           <w:rFonts w:ascii="Times New Roman" w:eastAsia="Times New Roman" w:hAnsi="Times New Roman" w:cs="Times New Roman"/>
@@ -2518,7 +2533,7 @@
           <w:ilvl w:val="0"/>
           <w:numId w:val="5"/>
         </w:numPr>
-        <w:spacing w:before="100" w:beforeAutospacing="1" w:after="100" w:afterAutospacing="1" w:line="240" w:lineRule="auto"/>
+        <w:spacing w:before="100" w:beforeAutospacing="1" w:after="100" w:afterAutospacing="1" w:line="360" w:lineRule="auto"/>
         <w:jc w:val="both"/>
         <w:rPr>
           <w:rFonts w:ascii="Times New Roman" w:eastAsia="Times New Roman" w:hAnsi="Times New Roman" w:cs="Times New Roman"/>
@@ -2541,7 +2556,7 @@
           <w:ilvl w:val="0"/>
           <w:numId w:val="5"/>
         </w:numPr>
-        <w:spacing w:before="100" w:beforeAutospacing="1" w:after="100" w:afterAutospacing="1" w:line="240" w:lineRule="auto"/>
+        <w:spacing w:before="100" w:beforeAutospacing="1" w:after="100" w:afterAutospacing="1" w:line="360" w:lineRule="auto"/>
         <w:jc w:val="both"/>
         <w:rPr>
           <w:rFonts w:ascii="Times New Roman" w:eastAsia="Times New Roman" w:hAnsi="Times New Roman" w:cs="Times New Roman"/>
@@ -2564,7 +2579,7 @@
           <w:ilvl w:val="0"/>
           <w:numId w:val="5"/>
         </w:numPr>
-        <w:spacing w:before="100" w:beforeAutospacing="1" w:after="100" w:afterAutospacing="1" w:line="240" w:lineRule="auto"/>
+        <w:spacing w:before="100" w:beforeAutospacing="1" w:after="100" w:afterAutospacing="1" w:line="360" w:lineRule="auto"/>
         <w:jc w:val="both"/>
         <w:rPr>
           <w:rFonts w:ascii="Times New Roman" w:eastAsia="Times New Roman" w:hAnsi="Times New Roman" w:cs="Times New Roman"/>
@@ -2583,7 +2598,7 @@
     </w:p>
     <w:p>
       <w:pPr>
-        <w:spacing w:before="100" w:beforeAutospacing="1" w:after="100" w:afterAutospacing="1" w:line="240" w:lineRule="auto"/>
+        <w:spacing w:before="100" w:beforeAutospacing="1" w:after="100" w:afterAutospacing="1" w:line="360" w:lineRule="auto"/>
         <w:jc w:val="both"/>
         <w:outlineLvl w:val="1"/>
         <w:rPr>
@@ -2607,7 +2622,7 @@
     </w:p>
     <w:p>
       <w:pPr>
-        <w:spacing w:before="100" w:beforeAutospacing="1" w:after="100" w:afterAutospacing="1" w:line="240" w:lineRule="auto"/>
+        <w:spacing w:before="100" w:beforeAutospacing="1" w:after="100" w:afterAutospacing="1" w:line="360" w:lineRule="auto"/>
         <w:jc w:val="both"/>
         <w:rPr>
           <w:rFonts w:ascii="Times New Roman" w:eastAsia="Times New Roman" w:hAnsi="Times New Roman" w:cs="Times New Roman"/>
@@ -2636,7 +2651,7 @@
     </w:p>
     <w:p>
       <w:pPr>
-        <w:spacing w:before="100" w:beforeAutospacing="1" w:after="100" w:afterAutospacing="1" w:line="240" w:lineRule="auto"/>
+        <w:spacing w:before="100" w:beforeAutospacing="1" w:after="100" w:afterAutospacing="1" w:line="360" w:lineRule="auto"/>
         <w:jc w:val="both"/>
         <w:rPr>
           <w:rFonts w:ascii="Times New Roman" w:eastAsia="Times New Roman" w:hAnsi="Times New Roman" w:cs="Times New Roman"/>
@@ -2693,7 +2708,7 @@
     </w:p>
     <w:p>
       <w:pPr>
-        <w:spacing w:before="100" w:beforeAutospacing="1" w:after="100" w:afterAutospacing="1" w:line="240" w:lineRule="auto"/>
+        <w:spacing w:before="100" w:beforeAutospacing="1" w:after="100" w:afterAutospacing="1" w:line="360" w:lineRule="auto"/>
         <w:jc w:val="both"/>
         <w:rPr>
           <w:rFonts w:ascii="Times New Roman" w:eastAsia="Times New Roman" w:hAnsi="Times New Roman" w:cs="Times New Roman"/>
@@ -2722,7 +2737,7 @@
     </w:p>
     <w:p>
       <w:pPr>
-        <w:spacing w:before="100" w:beforeAutospacing="1" w:after="100" w:afterAutospacing="1" w:line="240" w:lineRule="auto"/>
+        <w:spacing w:before="100" w:beforeAutospacing="1" w:after="100" w:afterAutospacing="1" w:line="360" w:lineRule="auto"/>
         <w:jc w:val="both"/>
         <w:rPr>
           <w:rFonts w:ascii="Times New Roman" w:eastAsia="Times New Roman" w:hAnsi="Times New Roman" w:cs="Times New Roman"/>
@@ -2741,7 +2756,7 @@
     </w:p>
     <w:p>
       <w:pPr>
-        <w:spacing w:before="100" w:beforeAutospacing="1" w:after="100" w:afterAutospacing="1" w:line="240" w:lineRule="auto"/>
+        <w:spacing w:before="100" w:beforeAutospacing="1" w:after="100" w:afterAutospacing="1" w:line="360" w:lineRule="auto"/>
         <w:jc w:val="both"/>
         <w:outlineLvl w:val="1"/>
         <w:rPr>
@@ -2787,7 +2802,7 @@
     </w:p>
     <w:p>
       <w:pPr>
-        <w:spacing w:before="100" w:beforeAutospacing="1" w:after="100" w:afterAutospacing="1" w:line="240" w:lineRule="auto"/>
+        <w:spacing w:before="100" w:beforeAutospacing="1" w:after="100" w:afterAutospacing="1" w:line="360" w:lineRule="auto"/>
         <w:jc w:val="both"/>
         <w:rPr>
           <w:rFonts w:ascii="Times New Roman" w:eastAsia="Times New Roman" w:hAnsi="Times New Roman" w:cs="Times New Roman"/>
@@ -2816,22 +2831,23 @@
     </w:p>
     <w:p>
       <w:pPr>
-        <w:spacing w:before="100" w:beforeAutospacing="1" w:after="100" w:afterAutospacing="1" w:line="240" w:lineRule="auto"/>
-        <w:jc w:val="both"/>
-        <w:rPr>
-          <w:rFonts w:ascii="Times New Roman" w:eastAsia="Times New Roman" w:hAnsi="Times New Roman" w:cs="Times New Roman"/>
-          <w:sz w:val="24"/>
-          <w:szCs w:val="24"/>
-        </w:rPr>
-      </w:pPr>
-      <w:r>
-        <w:rPr>
-          <w:rFonts w:ascii="Times New Roman" w:eastAsia="Times New Roman" w:hAnsi="Times New Roman" w:cs="Times New Roman"/>
-          <w:b/>
-          <w:bCs/>
-          <w:sz w:val="24"/>
-          <w:szCs w:val="24"/>
-        </w:rPr>
+        <w:spacing w:before="100" w:beforeAutospacing="1" w:after="100" w:afterAutospacing="1" w:line="360" w:lineRule="auto"/>
+        <w:jc w:val="both"/>
+        <w:rPr>
+          <w:rFonts w:ascii="Times New Roman" w:eastAsia="Times New Roman" w:hAnsi="Times New Roman" w:cs="Times New Roman"/>
+          <w:sz w:val="24"/>
+          <w:szCs w:val="24"/>
+        </w:rPr>
+      </w:pPr>
+      <w:r>
+        <w:rPr>
+          <w:rFonts w:ascii="Times New Roman" w:eastAsia="Times New Roman" w:hAnsi="Times New Roman" w:cs="Times New Roman"/>
+          <w:b/>
+          <w:bCs/>
+          <w:sz w:val="24"/>
+          <w:szCs w:val="24"/>
+        </w:rPr>
+        <w:lastRenderedPageBreak/>
         <w:t>Endpoint:</w:t>
       </w:r>
       <w:r>
@@ -2873,23 +2889,22 @@
     </w:p>
     <w:p>
       <w:pPr>
-        <w:spacing w:before="100" w:beforeAutospacing="1" w:after="100" w:afterAutospacing="1" w:line="240" w:lineRule="auto"/>
-        <w:jc w:val="both"/>
-        <w:rPr>
-          <w:rFonts w:ascii="Times New Roman" w:eastAsia="Times New Roman" w:hAnsi="Times New Roman" w:cs="Times New Roman"/>
-          <w:sz w:val="24"/>
-          <w:szCs w:val="24"/>
-        </w:rPr>
-      </w:pPr>
-      <w:r>
-        <w:rPr>
-          <w:rFonts w:ascii="Times New Roman" w:eastAsia="Times New Roman" w:hAnsi="Times New Roman" w:cs="Times New Roman"/>
-          <w:b/>
-          <w:bCs/>
-          <w:sz w:val="24"/>
-          <w:szCs w:val="24"/>
-        </w:rPr>
-        <w:lastRenderedPageBreak/>
+        <w:spacing w:before="100" w:beforeAutospacing="1" w:after="100" w:afterAutospacing="1" w:line="360" w:lineRule="auto"/>
+        <w:jc w:val="both"/>
+        <w:rPr>
+          <w:rFonts w:ascii="Times New Roman" w:eastAsia="Times New Roman" w:hAnsi="Times New Roman" w:cs="Times New Roman"/>
+          <w:sz w:val="24"/>
+          <w:szCs w:val="24"/>
+        </w:rPr>
+      </w:pPr>
+      <w:r>
+        <w:rPr>
+          <w:rFonts w:ascii="Times New Roman" w:eastAsia="Times New Roman" w:hAnsi="Times New Roman" w:cs="Times New Roman"/>
+          <w:b/>
+          <w:bCs/>
+          <w:sz w:val="24"/>
+          <w:szCs w:val="24"/>
+        </w:rPr>
         <w:t>Purpose:</w:t>
       </w:r>
       <w:r>
@@ -2903,7 +2918,7 @@
     </w:p>
     <w:p>
       <w:pPr>
-        <w:spacing w:before="100" w:beforeAutospacing="1" w:after="100" w:afterAutospacing="1" w:line="240" w:lineRule="auto"/>
+        <w:spacing w:before="100" w:beforeAutospacing="1" w:after="100" w:afterAutospacing="1" w:line="360" w:lineRule="auto"/>
         <w:jc w:val="both"/>
         <w:rPr>
           <w:rFonts w:ascii="Times New Roman" w:eastAsia="Times New Roman" w:hAnsi="Times New Roman" w:cs="Times New Roman"/>
@@ -2944,7 +2959,7 @@
           <w:ilvl w:val="0"/>
           <w:numId w:val="6"/>
         </w:numPr>
-        <w:spacing w:before="100" w:beforeAutospacing="1" w:after="100" w:afterAutospacing="1" w:line="240" w:lineRule="auto"/>
+        <w:spacing w:before="100" w:beforeAutospacing="1" w:after="100" w:afterAutospacing="1" w:line="360" w:lineRule="auto"/>
         <w:jc w:val="both"/>
         <w:rPr>
           <w:rFonts w:ascii="Times New Roman" w:eastAsia="Times New Roman" w:hAnsi="Times New Roman" w:cs="Times New Roman"/>
@@ -2967,7 +2982,7 @@
           <w:ilvl w:val="0"/>
           <w:numId w:val="6"/>
         </w:numPr>
-        <w:spacing w:before="100" w:beforeAutospacing="1" w:after="100" w:afterAutospacing="1" w:line="240" w:lineRule="auto"/>
+        <w:spacing w:before="100" w:beforeAutospacing="1" w:after="100" w:afterAutospacing="1" w:line="360" w:lineRule="auto"/>
         <w:jc w:val="both"/>
         <w:rPr>
           <w:rFonts w:ascii="Times New Roman" w:eastAsia="Times New Roman" w:hAnsi="Times New Roman" w:cs="Times New Roman"/>
@@ -2990,7 +3005,7 @@
           <w:ilvl w:val="0"/>
           <w:numId w:val="6"/>
         </w:numPr>
-        <w:spacing w:before="100" w:beforeAutospacing="1" w:after="100" w:afterAutospacing="1" w:line="240" w:lineRule="auto"/>
+        <w:spacing w:before="100" w:beforeAutospacing="1" w:after="100" w:afterAutospacing="1" w:line="360" w:lineRule="auto"/>
         <w:jc w:val="both"/>
         <w:rPr>
           <w:rFonts w:ascii="Times New Roman" w:eastAsia="Times New Roman" w:hAnsi="Times New Roman" w:cs="Times New Roman"/>
@@ -3013,7 +3028,7 @@
           <w:ilvl w:val="0"/>
           <w:numId w:val="6"/>
         </w:numPr>
-        <w:spacing w:before="100" w:beforeAutospacing="1" w:after="100" w:afterAutospacing="1" w:line="240" w:lineRule="auto"/>
+        <w:spacing w:before="100" w:beforeAutospacing="1" w:after="100" w:afterAutospacing="1" w:line="360" w:lineRule="auto"/>
         <w:jc w:val="both"/>
         <w:rPr>
           <w:rFonts w:ascii="Times New Roman" w:eastAsia="Times New Roman" w:hAnsi="Times New Roman" w:cs="Times New Roman"/>
@@ -3032,7 +3047,7 @@
     </w:p>
     <w:p>
       <w:pPr>
-        <w:spacing w:before="100" w:beforeAutospacing="1" w:after="100" w:afterAutospacing="1" w:line="240" w:lineRule="auto"/>
+        <w:spacing w:before="100" w:beforeAutospacing="1" w:after="100" w:afterAutospacing="1" w:line="360" w:lineRule="auto"/>
         <w:jc w:val="both"/>
         <w:outlineLvl w:val="1"/>
         <w:rPr>
@@ -3056,7 +3071,7 @@
     </w:p>
     <w:p>
       <w:pPr>
-        <w:spacing w:before="100" w:beforeAutospacing="1" w:after="100" w:afterAutospacing="1" w:line="240" w:lineRule="auto"/>
+        <w:spacing w:before="100" w:beforeAutospacing="1" w:after="100" w:afterAutospacing="1" w:line="360" w:lineRule="auto"/>
         <w:jc w:val="both"/>
         <w:rPr>
           <w:rFonts w:ascii="Times New Roman" w:eastAsia="Times New Roman" w:hAnsi="Times New Roman" w:cs="Times New Roman"/>
@@ -3085,7 +3100,7 @@
     </w:p>
     <w:p>
       <w:pPr>
-        <w:spacing w:before="100" w:beforeAutospacing="1" w:after="100" w:afterAutospacing="1" w:line="240" w:lineRule="auto"/>
+        <w:spacing w:before="100" w:beforeAutospacing="1" w:after="100" w:afterAutospacing="1" w:line="360" w:lineRule="auto"/>
         <w:jc w:val="both"/>
         <w:rPr>
           <w:rFonts w:ascii="Times New Roman" w:eastAsia="Times New Roman" w:hAnsi="Times New Roman" w:cs="Times New Roman"/>
@@ -3132,7 +3147,7 @@
     </w:p>
     <w:p>
       <w:pPr>
-        <w:spacing w:before="100" w:beforeAutospacing="1" w:after="100" w:afterAutospacing="1" w:line="240" w:lineRule="auto"/>
+        <w:spacing w:before="100" w:beforeAutospacing="1" w:after="100" w:afterAutospacing="1" w:line="360" w:lineRule="auto"/>
         <w:jc w:val="both"/>
         <w:rPr>
           <w:rFonts w:ascii="Times New Roman" w:eastAsia="Times New Roman" w:hAnsi="Times New Roman" w:cs="Times New Roman"/>
@@ -3161,7 +3176,7 @@
     </w:p>
     <w:p>
       <w:pPr>
-        <w:spacing w:before="100" w:beforeAutospacing="1" w:after="100" w:afterAutospacing="1" w:line="240" w:lineRule="auto"/>
+        <w:spacing w:before="100" w:beforeAutospacing="1" w:after="100" w:afterAutospacing="1" w:line="360" w:lineRule="auto"/>
         <w:jc w:val="both"/>
         <w:rPr>
           <w:rFonts w:ascii="Times New Roman" w:eastAsia="Times New Roman" w:hAnsi="Times New Roman" w:cs="Times New Roman"/>
@@ -3184,7 +3199,7 @@
           <w:ilvl w:val="0"/>
           <w:numId w:val="7"/>
         </w:numPr>
-        <w:spacing w:before="100" w:beforeAutospacing="1" w:after="100" w:afterAutospacing="1" w:line="240" w:lineRule="auto"/>
+        <w:spacing w:before="100" w:beforeAutospacing="1" w:after="100" w:afterAutospacing="1" w:line="360" w:lineRule="auto"/>
         <w:jc w:val="both"/>
         <w:rPr>
           <w:rFonts w:ascii="Times New Roman" w:eastAsia="Times New Roman" w:hAnsi="Times New Roman" w:cs="Times New Roman"/>
@@ -3207,7 +3222,7 @@
           <w:ilvl w:val="0"/>
           <w:numId w:val="7"/>
         </w:numPr>
-        <w:spacing w:before="100" w:beforeAutospacing="1" w:after="100" w:afterAutospacing="1" w:line="240" w:lineRule="auto"/>
+        <w:spacing w:before="100" w:beforeAutospacing="1" w:after="100" w:afterAutospacing="1" w:line="360" w:lineRule="auto"/>
         <w:jc w:val="both"/>
         <w:rPr>
           <w:rFonts w:ascii="Times New Roman" w:eastAsia="Times New Roman" w:hAnsi="Times New Roman" w:cs="Times New Roman"/>
@@ -3230,7 +3245,7 @@
           <w:ilvl w:val="0"/>
           <w:numId w:val="7"/>
         </w:numPr>
-        <w:spacing w:before="100" w:beforeAutospacing="1" w:after="100" w:afterAutospacing="1" w:line="240" w:lineRule="auto"/>
+        <w:spacing w:before="100" w:beforeAutospacing="1" w:after="100" w:afterAutospacing="1" w:line="360" w:lineRule="auto"/>
         <w:jc w:val="both"/>
         <w:rPr>
           <w:rFonts w:ascii="Times New Roman" w:eastAsia="Times New Roman" w:hAnsi="Times New Roman" w:cs="Times New Roman"/>
@@ -3253,7 +3268,7 @@
           <w:ilvl w:val="0"/>
           <w:numId w:val="7"/>
         </w:numPr>
-        <w:spacing w:before="100" w:beforeAutospacing="1" w:after="100" w:afterAutospacing="1" w:line="240" w:lineRule="auto"/>
+        <w:spacing w:before="100" w:beforeAutospacing="1" w:after="100" w:afterAutospacing="1" w:line="360" w:lineRule="auto"/>
         <w:jc w:val="both"/>
         <w:rPr>
           <w:rFonts w:ascii="Times New Roman" w:eastAsia="Times New Roman" w:hAnsi="Times New Roman" w:cs="Times New Roman"/>
@@ -3276,7 +3291,7 @@
           <w:ilvl w:val="0"/>
           <w:numId w:val="7"/>
         </w:numPr>
-        <w:spacing w:before="100" w:beforeAutospacing="1" w:after="100" w:afterAutospacing="1" w:line="240" w:lineRule="auto"/>
+        <w:spacing w:before="100" w:beforeAutospacing="1" w:after="100" w:afterAutospacing="1" w:line="360" w:lineRule="auto"/>
         <w:jc w:val="both"/>
         <w:rPr>
           <w:rFonts w:ascii="Times New Roman" w:eastAsia="Times New Roman" w:hAnsi="Times New Roman" w:cs="Times New Roman"/>
@@ -3295,7 +3310,7 @@
     </w:p>
     <w:p>
       <w:pPr>
-        <w:spacing w:before="100" w:beforeAutospacing="1" w:after="100" w:afterAutospacing="1" w:line="240" w:lineRule="auto"/>
+        <w:spacing w:before="100" w:beforeAutospacing="1" w:after="100" w:afterAutospacing="1" w:line="360" w:lineRule="auto"/>
         <w:jc w:val="both"/>
         <w:outlineLvl w:val="1"/>
         <w:rPr>
@@ -3319,7 +3334,7 @@
     </w:p>
     <w:p>
       <w:pPr>
-        <w:spacing w:before="100" w:beforeAutospacing="1" w:after="100" w:afterAutospacing="1" w:line="240" w:lineRule="auto"/>
+        <w:spacing w:before="100" w:beforeAutospacing="1" w:after="100" w:afterAutospacing="1" w:line="360" w:lineRule="auto"/>
         <w:jc w:val="both"/>
         <w:rPr>
           <w:rFonts w:ascii="Times New Roman" w:eastAsia="Times New Roman" w:hAnsi="Times New Roman" w:cs="Times New Roman"/>
@@ -3348,7 +3363,7 @@
     </w:p>
     <w:p>
       <w:pPr>
-        <w:spacing w:before="100" w:beforeAutospacing="1" w:after="100" w:afterAutospacing="1" w:line="240" w:lineRule="auto"/>
+        <w:spacing w:before="100" w:beforeAutospacing="1" w:after="100" w:afterAutospacing="1" w:line="360" w:lineRule="auto"/>
         <w:jc w:val="both"/>
         <w:rPr>
           <w:rFonts w:ascii="Times New Roman" w:eastAsia="Times New Roman" w:hAnsi="Times New Roman" w:cs="Times New Roman"/>
@@ -3395,7 +3410,7 @@
     </w:p>
     <w:p>
       <w:pPr>
-        <w:spacing w:before="100" w:beforeAutospacing="1" w:after="100" w:afterAutospacing="1" w:line="240" w:lineRule="auto"/>
+        <w:spacing w:before="100" w:beforeAutospacing="1" w:after="100" w:afterAutospacing="1" w:line="360" w:lineRule="auto"/>
         <w:jc w:val="both"/>
         <w:rPr>
           <w:rFonts w:ascii="Times New Roman" w:eastAsia="Times New Roman" w:hAnsi="Times New Roman" w:cs="Times New Roman"/>
@@ -3424,7 +3439,7 @@
     </w:p>
     <w:p>
       <w:pPr>
-        <w:spacing w:before="100" w:beforeAutospacing="1" w:after="100" w:afterAutospacing="1" w:line="240" w:lineRule="auto"/>
+        <w:spacing w:before="100" w:beforeAutospacing="1" w:after="100" w:afterAutospacing="1" w:line="360" w:lineRule="auto"/>
         <w:jc w:val="both"/>
         <w:rPr>
           <w:rFonts w:ascii="Times New Roman" w:eastAsia="Times New Roman" w:hAnsi="Times New Roman" w:cs="Times New Roman"/>
@@ -3443,7 +3458,7 @@
     </w:p>
     <w:p>
       <w:pPr>
-        <w:spacing w:before="100" w:beforeAutospacing="1" w:after="100" w:afterAutospacing="1" w:line="240" w:lineRule="auto"/>
+        <w:spacing w:before="100" w:beforeAutospacing="1" w:after="100" w:afterAutospacing="1" w:line="360" w:lineRule="auto"/>
         <w:jc w:val="both"/>
         <w:outlineLvl w:val="1"/>
         <w:rPr>
@@ -3462,12 +3477,13 @@
           <w:sz w:val="24"/>
           <w:szCs w:val="24"/>
         </w:rPr>
+        <w:lastRenderedPageBreak/>
         <w:t>15. Analytics API</w:t>
       </w:r>
     </w:p>
     <w:p>
       <w:pPr>
-        <w:spacing w:before="100" w:beforeAutospacing="1" w:after="100" w:afterAutospacing="1" w:line="240" w:lineRule="auto"/>
+        <w:spacing w:before="100" w:beforeAutospacing="1" w:after="100" w:afterAutospacing="1" w:line="360" w:lineRule="auto"/>
         <w:jc w:val="both"/>
         <w:rPr>
           <w:rFonts w:ascii="Times New Roman" w:eastAsia="Times New Roman" w:hAnsi="Times New Roman" w:cs="Times New Roman"/>
@@ -3496,7 +3512,7 @@
     </w:p>
     <w:p>
       <w:pPr>
-        <w:spacing w:before="100" w:beforeAutospacing="1" w:after="100" w:afterAutospacing="1" w:line="240" w:lineRule="auto"/>
+        <w:spacing w:before="100" w:beforeAutospacing="1" w:after="100" w:afterAutospacing="1" w:line="360" w:lineRule="auto"/>
         <w:jc w:val="both"/>
         <w:rPr>
           <w:rFonts w:ascii="Times New Roman" w:eastAsia="Times New Roman" w:hAnsi="Times New Roman" w:cs="Times New Roman"/>
@@ -3543,7 +3559,7 @@
     </w:p>
     <w:p>
       <w:pPr>
-        <w:spacing w:before="100" w:beforeAutospacing="1" w:after="100" w:afterAutospacing="1" w:line="240" w:lineRule="auto"/>
+        <w:spacing w:before="100" w:beforeAutospacing="1" w:after="100" w:afterAutospacing="1" w:line="360" w:lineRule="auto"/>
         <w:jc w:val="both"/>
         <w:rPr>
           <w:rFonts w:ascii="Times New Roman" w:eastAsia="Times New Roman" w:hAnsi="Times New Roman" w:cs="Times New Roman"/>
@@ -3572,7 +3588,7 @@
     </w:p>
     <w:p>
       <w:pPr>
-        <w:spacing w:before="100" w:beforeAutospacing="1" w:after="100" w:afterAutospacing="1" w:line="240" w:lineRule="auto"/>
+        <w:spacing w:before="100" w:beforeAutospacing="1" w:after="100" w:afterAutospacing="1" w:line="360" w:lineRule="auto"/>
         <w:jc w:val="both"/>
         <w:rPr>
           <w:rFonts w:ascii="Times New Roman" w:eastAsia="Times New Roman" w:hAnsi="Times New Roman" w:cs="Times New Roman"/>
@@ -3595,7 +3611,7 @@
           <w:ilvl w:val="0"/>
           <w:numId w:val="8"/>
         </w:numPr>
-        <w:spacing w:before="100" w:beforeAutospacing="1" w:after="100" w:afterAutospacing="1" w:line="240" w:lineRule="auto"/>
+        <w:spacing w:before="100" w:beforeAutospacing="1" w:after="100" w:afterAutospacing="1" w:line="360" w:lineRule="auto"/>
         <w:jc w:val="both"/>
         <w:rPr>
           <w:rFonts w:ascii="Times New Roman" w:eastAsia="Times New Roman" w:hAnsi="Times New Roman" w:cs="Times New Roman"/>
@@ -3618,21 +3634,20 @@
           <w:ilvl w:val="0"/>
           <w:numId w:val="8"/>
         </w:numPr>
-        <w:spacing w:before="100" w:beforeAutospacing="1" w:after="100" w:afterAutospacing="1" w:line="240" w:lineRule="auto"/>
-        <w:jc w:val="both"/>
-        <w:rPr>
-          <w:rFonts w:ascii="Times New Roman" w:eastAsia="Times New Roman" w:hAnsi="Times New Roman" w:cs="Times New Roman"/>
-          <w:sz w:val="24"/>
-          <w:szCs w:val="24"/>
-        </w:rPr>
-      </w:pPr>
-      <w:r>
-        <w:rPr>
-          <w:rFonts w:ascii="Times New Roman" w:eastAsia="Times New Roman" w:hAnsi="Times New Roman" w:cs="Times New Roman"/>
-          <w:sz w:val="24"/>
-          <w:szCs w:val="24"/>
-        </w:rPr>
-        <w:lastRenderedPageBreak/>
+        <w:spacing w:before="100" w:beforeAutospacing="1" w:after="100" w:afterAutospacing="1" w:line="360" w:lineRule="auto"/>
+        <w:jc w:val="both"/>
+        <w:rPr>
+          <w:rFonts w:ascii="Times New Roman" w:eastAsia="Times New Roman" w:hAnsi="Times New Roman" w:cs="Times New Roman"/>
+          <w:sz w:val="24"/>
+          <w:szCs w:val="24"/>
+        </w:rPr>
+      </w:pPr>
+      <w:r>
+        <w:rPr>
+          <w:rFonts w:ascii="Times New Roman" w:eastAsia="Times New Roman" w:hAnsi="Times New Roman" w:cs="Times New Roman"/>
+          <w:sz w:val="24"/>
+          <w:szCs w:val="24"/>
+        </w:rPr>
         <w:t>Most recommended careers</w:t>
       </w:r>
     </w:p>
@@ -3642,7 +3657,7 @@
           <w:ilvl w:val="0"/>
           <w:numId w:val="8"/>
         </w:numPr>
-        <w:spacing w:before="100" w:beforeAutospacing="1" w:after="100" w:afterAutospacing="1" w:line="240" w:lineRule="auto"/>
+        <w:spacing w:before="100" w:beforeAutospacing="1" w:after="100" w:afterAutospacing="1" w:line="360" w:lineRule="auto"/>
         <w:jc w:val="both"/>
         <w:rPr>
           <w:rFonts w:ascii="Times New Roman" w:eastAsia="Times New Roman" w:hAnsi="Times New Roman" w:cs="Times New Roman"/>
@@ -3665,7 +3680,7 @@
           <w:ilvl w:val="0"/>
           <w:numId w:val="8"/>
         </w:numPr>
-        <w:spacing w:before="100" w:beforeAutospacing="1" w:after="100" w:afterAutospacing="1" w:line="240" w:lineRule="auto"/>
+        <w:spacing w:before="100" w:beforeAutospacing="1" w:after="100" w:afterAutospacing="1" w:line="360" w:lineRule="auto"/>
         <w:jc w:val="both"/>
         <w:rPr>
           <w:rFonts w:ascii="Times New Roman" w:eastAsia="Times New Roman" w:hAnsi="Times New Roman" w:cs="Times New Roman"/>
@@ -3684,7 +3699,7 @@
     </w:p>
     <w:p>
       <w:pPr>
-        <w:spacing w:before="100" w:beforeAutospacing="1" w:after="100" w:afterAutospacing="1" w:line="240" w:lineRule="auto"/>
+        <w:spacing w:before="100" w:beforeAutospacing="1" w:after="100" w:afterAutospacing="1" w:line="360" w:lineRule="auto"/>
         <w:jc w:val="both"/>
         <w:outlineLvl w:val="1"/>
         <w:rPr>
@@ -3708,7 +3723,7 @@
     </w:p>
     <w:p>
       <w:pPr>
-        <w:spacing w:before="100" w:beforeAutospacing="1" w:after="100" w:afterAutospacing="1" w:line="240" w:lineRule="auto"/>
+        <w:spacing w:before="100" w:beforeAutospacing="1" w:after="100" w:afterAutospacing="1" w:line="360" w:lineRule="auto"/>
         <w:jc w:val="both"/>
         <w:rPr>
           <w:rFonts w:ascii="Times New Roman" w:eastAsia="Times New Roman" w:hAnsi="Times New Roman" w:cs="Times New Roman"/>
@@ -3727,7 +3742,7 @@
     </w:p>
     <w:p>
       <w:pPr>
-        <w:spacing w:before="100" w:beforeAutospacing="1" w:after="100" w:afterAutospacing="1" w:line="240" w:lineRule="auto"/>
+        <w:spacing w:before="100" w:beforeAutospacing="1" w:after="100" w:afterAutospacing="1" w:line="360" w:lineRule="auto"/>
         <w:jc w:val="both"/>
         <w:outlineLvl w:val="2"/>
         <w:rPr>
@@ -3751,7 +3766,7 @@
     </w:p>
     <w:p>
       <w:pPr>
-        <w:spacing w:before="100" w:beforeAutospacing="1" w:after="100" w:afterAutospacing="1" w:line="240" w:lineRule="auto"/>
+        <w:spacing w:before="100" w:beforeAutospacing="1" w:after="100" w:afterAutospacing="1" w:line="360" w:lineRule="auto"/>
         <w:jc w:val="both"/>
         <w:rPr>
           <w:rFonts w:ascii="Times New Roman" w:eastAsia="Times New Roman" w:hAnsi="Times New Roman" w:cs="Times New Roman"/>
@@ -3798,7 +3813,7 @@
     </w:p>
     <w:p>
       <w:pPr>
-        <w:spacing w:before="100" w:beforeAutospacing="1" w:after="100" w:afterAutospacing="1" w:line="240" w:lineRule="auto"/>
+        <w:spacing w:before="100" w:beforeAutospacing="1" w:after="100" w:afterAutospacing="1" w:line="360" w:lineRule="auto"/>
         <w:jc w:val="both"/>
         <w:rPr>
           <w:rFonts w:ascii="Times New Roman" w:eastAsia="Times New Roman" w:hAnsi="Times New Roman" w:cs="Times New Roman"/>
@@ -3827,7 +3842,7 @@
     </w:p>
     <w:p>
       <w:pPr>
-        <w:spacing w:before="100" w:beforeAutospacing="1" w:after="100" w:afterAutospacing="1" w:line="240" w:lineRule="auto"/>
+        <w:spacing w:before="100" w:beforeAutospacing="1" w:after="100" w:afterAutospacing="1" w:line="360" w:lineRule="auto"/>
         <w:jc w:val="both"/>
         <w:outlineLvl w:val="2"/>
         <w:rPr>
@@ -3851,7 +3866,7 @@
     </w:p>
     <w:p>
       <w:pPr>
-        <w:spacing w:before="100" w:beforeAutospacing="1" w:after="100" w:afterAutospacing="1" w:line="240" w:lineRule="auto"/>
+        <w:spacing w:before="100" w:beforeAutospacing="1" w:after="100" w:afterAutospacing="1" w:line="360" w:lineRule="auto"/>
         <w:jc w:val="both"/>
         <w:rPr>
           <w:rFonts w:ascii="Times New Roman" w:eastAsia="Times New Roman" w:hAnsi="Times New Roman" w:cs="Times New Roman"/>
@@ -3898,7 +3913,7 @@
     </w:p>
     <w:p>
       <w:pPr>
-        <w:spacing w:before="100" w:beforeAutospacing="1" w:after="100" w:afterAutospacing="1" w:line="240" w:lineRule="auto"/>
+        <w:spacing w:before="100" w:beforeAutospacing="1" w:after="100" w:afterAutospacing="1" w:line="360" w:lineRule="auto"/>
         <w:jc w:val="both"/>
         <w:rPr>
           <w:rFonts w:ascii="Times New Roman" w:eastAsia="Times New Roman" w:hAnsi="Times New Roman" w:cs="Times New Roman"/>
@@ -3927,7 +3942,7 @@
     </w:p>
     <w:p>
       <w:pPr>
-        <w:spacing w:before="100" w:beforeAutospacing="1" w:after="100" w:afterAutospacing="1" w:line="240" w:lineRule="auto"/>
+        <w:spacing w:before="100" w:beforeAutospacing="1" w:after="100" w:afterAutospacing="1" w:line="360" w:lineRule="auto"/>
         <w:jc w:val="both"/>
         <w:outlineLvl w:val="2"/>
         <w:rPr>
@@ -3951,7 +3966,7 @@
     </w:p>
     <w:p>
       <w:pPr>
-        <w:spacing w:before="100" w:beforeAutospacing="1" w:after="100" w:afterAutospacing="1" w:line="240" w:lineRule="auto"/>
+        <w:spacing w:before="100" w:beforeAutospacing="1" w:after="100" w:afterAutospacing="1" w:line="360" w:lineRule="auto"/>
         <w:jc w:val="both"/>
         <w:rPr>
           <w:rFonts w:ascii="Times New Roman" w:eastAsia="Times New Roman" w:hAnsi="Times New Roman" w:cs="Times New Roman"/>
@@ -3998,7 +4013,7 @@
     </w:p>
     <w:p>
       <w:pPr>
-        <w:spacing w:before="100" w:beforeAutospacing="1" w:after="100" w:afterAutospacing="1" w:line="240" w:lineRule="auto"/>
+        <w:spacing w:before="100" w:beforeAutospacing="1" w:after="100" w:afterAutospacing="1" w:line="360" w:lineRule="auto"/>
         <w:jc w:val="both"/>
         <w:rPr>
           <w:rFonts w:ascii="Times New Roman" w:eastAsia="Times New Roman" w:hAnsi="Times New Roman" w:cs="Times New Roman"/>
@@ -4027,7 +4042,7 @@
     </w:p>
     <w:p>
       <w:pPr>
-        <w:spacing w:before="100" w:beforeAutospacing="1" w:after="100" w:afterAutospacing="1" w:line="240" w:lineRule="auto"/>
+        <w:spacing w:before="100" w:beforeAutospacing="1" w:after="100" w:afterAutospacing="1" w:line="360" w:lineRule="auto"/>
         <w:jc w:val="both"/>
         <w:outlineLvl w:val="2"/>
         <w:rPr>
@@ -4046,12 +4061,13 @@
           <w:sz w:val="24"/>
           <w:szCs w:val="24"/>
         </w:rPr>
+        <w:lastRenderedPageBreak/>
         <w:t>View Analytics and Reports</w:t>
       </w:r>
     </w:p>
     <w:p>
       <w:pPr>
-        <w:spacing w:before="100" w:beforeAutospacing="1" w:after="100" w:afterAutospacing="1" w:line="240" w:lineRule="auto"/>
+        <w:spacing w:before="100" w:beforeAutospacing="1" w:after="100" w:afterAutospacing="1" w:line="360" w:lineRule="auto"/>
         <w:jc w:val="both"/>
         <w:rPr>
           <w:rFonts w:ascii="Times New Roman" w:eastAsia="Times New Roman" w:hAnsi="Times New Roman" w:cs="Times New Roman"/>
@@ -4098,7 +4114,7 @@
     </w:p>
     <w:p>
       <w:pPr>
-        <w:spacing w:before="100" w:beforeAutospacing="1" w:after="100" w:afterAutospacing="1" w:line="240" w:lineRule="auto"/>
+        <w:spacing w:before="100" w:beforeAutospacing="1" w:after="100" w:afterAutospacing="1" w:line="360" w:lineRule="auto"/>
         <w:jc w:val="both"/>
         <w:rPr>
           <w:rFonts w:ascii="Times New Roman" w:eastAsia="Times New Roman" w:hAnsi="Times New Roman" w:cs="Times New Roman"/>
@@ -4127,7 +4143,7 @@
     </w:p>
     <w:p>
       <w:pPr>
-        <w:spacing w:before="100" w:beforeAutospacing="1" w:after="100" w:afterAutospacing="1" w:line="240" w:lineRule="auto"/>
+        <w:spacing w:before="100" w:beforeAutospacing="1" w:after="100" w:afterAutospacing="1" w:line="360" w:lineRule="auto"/>
         <w:jc w:val="both"/>
         <w:rPr>
           <w:rFonts w:ascii="Times New Roman" w:eastAsia="Times New Roman" w:hAnsi="Times New Roman" w:cs="Times New Roman"/>
@@ -4146,7 +4162,7 @@
     </w:p>
     <w:p>
       <w:pPr>
-        <w:spacing w:before="100" w:beforeAutospacing="1" w:after="100" w:afterAutospacing="1" w:line="240" w:lineRule="auto"/>
+        <w:spacing w:before="100" w:beforeAutospacing="1" w:after="100" w:afterAutospacing="1" w:line="360" w:lineRule="auto"/>
         <w:jc w:val="both"/>
         <w:outlineLvl w:val="1"/>
         <w:rPr>
@@ -4170,7 +4186,7 @@
     </w:p>
     <w:p>
       <w:pPr>
-        <w:spacing w:before="100" w:beforeAutospacing="1" w:after="100" w:afterAutospacing="1" w:line="240" w:lineRule="auto"/>
+        <w:spacing w:before="100" w:beforeAutospacing="1" w:after="100" w:afterAutospacing="1" w:line="360" w:lineRule="auto"/>
         <w:jc w:val="both"/>
         <w:rPr>
           <w:rFonts w:ascii="Times New Roman" w:eastAsia="Times New Roman" w:hAnsi="Times New Roman" w:cs="Times New Roman"/>
@@ -4189,7 +4205,7 @@
     </w:p>
     <w:p>
       <w:pPr>
-        <w:spacing w:before="100" w:beforeAutospacing="1" w:after="100" w:afterAutospacing="1" w:line="240" w:lineRule="auto"/>
+        <w:spacing w:before="100" w:beforeAutospacing="1" w:after="100" w:afterAutospacing="1" w:line="360" w:lineRule="auto"/>
         <w:jc w:val="both"/>
         <w:rPr>
           <w:rFonts w:ascii="Times New Roman" w:eastAsia="Times New Roman" w:hAnsi="Times New Roman" w:cs="Times New Roman"/>
@@ -4208,7 +4224,7 @@
     </w:p>
     <w:p>
       <w:pPr>
-        <w:spacing w:before="100" w:beforeAutospacing="1" w:after="100" w:afterAutospacing="1" w:line="240" w:lineRule="auto"/>
+        <w:spacing w:before="100" w:beforeAutospacing="1" w:after="100" w:afterAutospacing="1" w:line="360" w:lineRule="auto"/>
         <w:jc w:val="both"/>
         <w:rPr>
           <w:rFonts w:ascii="Times New Roman" w:eastAsia="Times New Roman" w:hAnsi="Times New Roman" w:cs="Times New Roman"/>
@@ -4229,7 +4245,7 @@
     </w:p>
     <w:p>
       <w:pPr>
-        <w:spacing w:before="100" w:beforeAutospacing="1" w:after="100" w:afterAutospacing="1" w:line="240" w:lineRule="auto"/>
+        <w:spacing w:before="100" w:beforeAutospacing="1" w:after="100" w:afterAutospacing="1" w:line="360" w:lineRule="auto"/>
         <w:jc w:val="both"/>
         <w:rPr>
           <w:rFonts w:ascii="Times New Roman" w:eastAsia="Times New Roman" w:hAnsi="Times New Roman" w:cs="Times New Roman"/>
@@ -4248,7 +4264,18 @@
     </w:p>
     <w:p>
       <w:pPr>
-        <w:spacing w:before="100" w:beforeAutospacing="1" w:after="100" w:afterAutospacing="1" w:line="240" w:lineRule="auto"/>
+        <w:spacing w:before="100" w:beforeAutospacing="1" w:after="100" w:afterAutospacing="1" w:line="360" w:lineRule="auto"/>
+        <w:jc w:val="both"/>
+        <w:rPr>
+          <w:rFonts w:ascii="Times New Roman" w:eastAsia="Times New Roman" w:hAnsi="Times New Roman" w:cs="Times New Roman"/>
+          <w:sz w:val="24"/>
+          <w:szCs w:val="24"/>
+        </w:rPr>
+      </w:pPr>
+    </w:p>
+    <w:p>
+      <w:pPr>
+        <w:spacing w:before="100" w:beforeAutospacing="1" w:after="100" w:afterAutospacing="1" w:line="360" w:lineRule="auto"/>
         <w:jc w:val="both"/>
         <w:outlineLvl w:val="1"/>
         <w:rPr>
@@ -4299,7 +4326,7 @@
           </w:tcPr>
           <w:p>
             <w:pPr>
-              <w:spacing w:after="0" w:line="240" w:lineRule="auto"/>
+              <w:spacing w:after="0" w:line="360" w:lineRule="auto"/>
               <w:jc w:val="both"/>
               <w:rPr>
                 <w:rFonts w:ascii="Times New Roman" w:eastAsia="Times New Roman" w:hAnsi="Times New Roman" w:cs="Times New Roman"/>
@@ -4317,7 +4344,6 @@
                 <w:sz w:val="24"/>
                 <w:szCs w:val="24"/>
               </w:rPr>
-              <w:lastRenderedPageBreak/>
               <w:t>Status Code</w:t>
             </w:r>
           </w:p>
@@ -4330,7 +4356,7 @@
           </w:tcPr>
           <w:p>
             <w:pPr>
-              <w:spacing w:after="0" w:line="240" w:lineRule="auto"/>
+              <w:spacing w:after="0" w:line="360" w:lineRule="auto"/>
               <w:jc w:val="both"/>
               <w:rPr>
                 <w:rFonts w:ascii="Times New Roman" w:eastAsia="Times New Roman" w:hAnsi="Times New Roman" w:cs="Times New Roman"/>
@@ -4365,7 +4391,7 @@
           </w:tcPr>
           <w:p>
             <w:pPr>
-              <w:spacing w:after="0" w:line="240" w:lineRule="auto"/>
+              <w:spacing w:after="0" w:line="360" w:lineRule="auto"/>
               <w:jc w:val="both"/>
               <w:rPr>
                 <w:rFonts w:ascii="Times New Roman" w:eastAsia="Times New Roman" w:hAnsi="Times New Roman" w:cs="Times New Roman"/>
@@ -4391,7 +4417,7 @@
           </w:tcPr>
           <w:p>
             <w:pPr>
-              <w:spacing w:after="0" w:line="240" w:lineRule="auto"/>
+              <w:spacing w:after="0" w:line="360" w:lineRule="auto"/>
               <w:jc w:val="both"/>
               <w:rPr>
                 <w:rFonts w:ascii="Times New Roman" w:eastAsia="Times New Roman" w:hAnsi="Times New Roman" w:cs="Times New Roman"/>
@@ -4422,7 +4448,7 @@
           </w:tcPr>
           <w:p>
             <w:pPr>
-              <w:spacing w:after="0" w:line="240" w:lineRule="auto"/>
+              <w:spacing w:after="0" w:line="360" w:lineRule="auto"/>
               <w:jc w:val="both"/>
               <w:rPr>
                 <w:rFonts w:ascii="Times New Roman" w:eastAsia="Times New Roman" w:hAnsi="Times New Roman" w:cs="Times New Roman"/>
@@ -4448,7 +4474,7 @@
           </w:tcPr>
           <w:p>
             <w:pPr>
-              <w:spacing w:after="0" w:line="240" w:lineRule="auto"/>
+              <w:spacing w:after="0" w:line="360" w:lineRule="auto"/>
               <w:jc w:val="both"/>
               <w:rPr>
                 <w:rFonts w:ascii="Times New Roman" w:eastAsia="Times New Roman" w:hAnsi="Times New Roman" w:cs="Times New Roman"/>
@@ -4479,7 +4505,7 @@
           </w:tcPr>
           <w:p>
             <w:pPr>
-              <w:spacing w:after="0" w:line="240" w:lineRule="auto"/>
+              <w:spacing w:after="0" w:line="360" w:lineRule="auto"/>
               <w:jc w:val="both"/>
               <w:rPr>
                 <w:rFonts w:ascii="Times New Roman" w:eastAsia="Times New Roman" w:hAnsi="Times New Roman" w:cs="Times New Roman"/>
@@ -4505,7 +4531,7 @@
           </w:tcPr>
           <w:p>
             <w:pPr>
-              <w:spacing w:after="0" w:line="240" w:lineRule="auto"/>
+              <w:spacing w:after="0" w:line="360" w:lineRule="auto"/>
               <w:jc w:val="both"/>
               <w:rPr>
                 <w:rFonts w:ascii="Times New Roman" w:eastAsia="Times New Roman" w:hAnsi="Times New Roman" w:cs="Times New Roman"/>
@@ -4536,7 +4562,7 @@
           </w:tcPr>
           <w:p>
             <w:pPr>
-              <w:spacing w:after="0" w:line="240" w:lineRule="auto"/>
+              <w:spacing w:after="0" w:line="360" w:lineRule="auto"/>
               <w:jc w:val="both"/>
               <w:rPr>
                 <w:rFonts w:ascii="Times New Roman" w:eastAsia="Times New Roman" w:hAnsi="Times New Roman" w:cs="Times New Roman"/>
@@ -4562,7 +4588,7 @@
           </w:tcPr>
           <w:p>
             <w:pPr>
-              <w:spacing w:after="0" w:line="240" w:lineRule="auto"/>
+              <w:spacing w:after="0" w:line="360" w:lineRule="auto"/>
               <w:jc w:val="both"/>
               <w:rPr>
                 <w:rFonts w:ascii="Times New Roman" w:eastAsia="Times New Roman" w:hAnsi="Times New Roman" w:cs="Times New Roman"/>
@@ -4593,7 +4619,7 @@
           </w:tcPr>
           <w:p>
             <w:pPr>
-              <w:spacing w:after="0" w:line="240" w:lineRule="auto"/>
+              <w:spacing w:after="0" w:line="360" w:lineRule="auto"/>
               <w:jc w:val="both"/>
               <w:rPr>
                 <w:rFonts w:ascii="Times New Roman" w:eastAsia="Times New Roman" w:hAnsi="Times New Roman" w:cs="Times New Roman"/>
@@ -4619,7 +4645,7 @@
           </w:tcPr>
           <w:p>
             <w:pPr>
-              <w:spacing w:after="0" w:line="240" w:lineRule="auto"/>
+              <w:spacing w:after="0" w:line="360" w:lineRule="auto"/>
               <w:jc w:val="both"/>
               <w:rPr>
                 <w:rFonts w:ascii="Times New Roman" w:eastAsia="Times New Roman" w:hAnsi="Times New Roman" w:cs="Times New Roman"/>
@@ -4650,7 +4676,7 @@
           </w:tcPr>
           <w:p>
             <w:pPr>
-              <w:spacing w:after="0" w:line="240" w:lineRule="auto"/>
+              <w:spacing w:after="0" w:line="360" w:lineRule="auto"/>
               <w:jc w:val="both"/>
               <w:rPr>
                 <w:rFonts w:ascii="Times New Roman" w:eastAsia="Times New Roman" w:hAnsi="Times New Roman" w:cs="Times New Roman"/>
@@ -4676,7 +4702,7 @@
           </w:tcPr>
           <w:p>
             <w:pPr>
-              <w:spacing w:after="0" w:line="240" w:lineRule="auto"/>
+              <w:spacing w:after="0" w:line="360" w:lineRule="auto"/>
               <w:jc w:val="both"/>
               <w:rPr>
                 <w:rFonts w:ascii="Times New Roman" w:eastAsia="Times New Roman" w:hAnsi="Times New Roman" w:cs="Times New Roman"/>
@@ -4707,7 +4733,7 @@
           </w:tcPr>
           <w:p>
             <w:pPr>
-              <w:spacing w:after="0" w:line="240" w:lineRule="auto"/>
+              <w:spacing w:after="0" w:line="360" w:lineRule="auto"/>
               <w:jc w:val="both"/>
               <w:rPr>
                 <w:rFonts w:ascii="Times New Roman" w:eastAsia="Times New Roman" w:hAnsi="Times New Roman" w:cs="Times New Roman"/>
@@ -4733,7 +4759,7 @@
           </w:tcPr>
           <w:p>
             <w:pPr>
-              <w:spacing w:after="0" w:line="240" w:lineRule="auto"/>
+              <w:spacing w:after="0" w:line="360" w:lineRule="auto"/>
               <w:jc w:val="both"/>
               <w:rPr>
                 <w:rFonts w:ascii="Times New Roman" w:eastAsia="Times New Roman" w:hAnsi="Times New Roman" w:cs="Times New Roman"/>
@@ -4755,7 +4781,7 @@
     </w:tbl>
     <w:p>
       <w:pPr>
-        <w:spacing w:before="100" w:beforeAutospacing="1" w:after="100" w:afterAutospacing="1" w:line="240" w:lineRule="auto"/>
+        <w:spacing w:before="100" w:beforeAutospacing="1" w:after="100" w:afterAutospacing="1" w:line="360" w:lineRule="auto"/>
         <w:jc w:val="both"/>
         <w:outlineLvl w:val="1"/>
         <w:rPr>
@@ -4766,20 +4792,37 @@
           <w:szCs w:val="24"/>
         </w:rPr>
       </w:pPr>
-      <w:r>
-        <w:rPr>
-          <w:rFonts w:ascii="Times New Roman" w:eastAsia="Times New Roman" w:hAnsi="Times New Roman" w:cs="Times New Roman"/>
-          <w:b/>
-          <w:bCs/>
-          <w:sz w:val="24"/>
-          <w:szCs w:val="24"/>
-        </w:rPr>
+    </w:p>
+    <w:p>
+      <w:pPr>
+        <w:spacing w:before="100" w:beforeAutospacing="1" w:after="100" w:afterAutospacing="1" w:line="360" w:lineRule="auto"/>
+        <w:jc w:val="both"/>
+        <w:outlineLvl w:val="1"/>
+        <w:rPr>
+          <w:rFonts w:ascii="Times New Roman" w:eastAsia="Times New Roman" w:hAnsi="Times New Roman" w:cs="Times New Roman"/>
+          <w:b/>
+          <w:bCs/>
+          <w:sz w:val="24"/>
+          <w:szCs w:val="24"/>
+        </w:rPr>
+      </w:pPr>
+      <w:bookmarkStart w:id="0" w:name="_GoBack"/>
+      <w:bookmarkEnd w:id="0"/>
+      <w:r>
+        <w:rPr>
+          <w:rFonts w:ascii="Times New Roman" w:eastAsia="Times New Roman" w:hAnsi="Times New Roman" w:cs="Times New Roman"/>
+          <w:b/>
+          <w:bCs/>
+          <w:sz w:val="24"/>
+          <w:szCs w:val="24"/>
+        </w:rPr>
+        <w:lastRenderedPageBreak/>
         <w:t>19. API Data Format</w:t>
       </w:r>
     </w:p>
     <w:p>
       <w:pPr>
-        <w:spacing w:before="100" w:beforeAutospacing="1" w:after="100" w:afterAutospacing="1" w:line="240" w:lineRule="auto"/>
+        <w:spacing w:before="100" w:beforeAutospacing="1" w:after="100" w:afterAutospacing="1" w:line="360" w:lineRule="auto"/>
         <w:jc w:val="both"/>
         <w:rPr>
           <w:rFonts w:ascii="Times New Roman" w:eastAsia="Times New Roman" w:hAnsi="Times New Roman" w:cs="Times New Roman"/>
@@ -4798,7 +4841,7 @@
     </w:p>
     <w:p>
       <w:pPr>
-        <w:spacing w:before="100" w:beforeAutospacing="1" w:after="100" w:afterAutospacing="1" w:line="240" w:lineRule="auto"/>
+        <w:spacing w:before="100" w:beforeAutospacing="1" w:after="100" w:afterAutospacing="1" w:line="360" w:lineRule="auto"/>
         <w:jc w:val="both"/>
         <w:rPr>
           <w:rFonts w:ascii="Times New Roman" w:eastAsia="Times New Roman" w:hAnsi="Times New Roman" w:cs="Times New Roman"/>
@@ -4835,7 +4878,7 @@
           <w:tab w:val="left" w:pos="13740"/>
           <w:tab w:val="left" w:pos="14656"/>
         </w:tabs>
-        <w:spacing w:after="0" w:line="240" w:lineRule="auto"/>
+        <w:spacing w:after="0" w:line="360" w:lineRule="auto"/>
         <w:jc w:val="both"/>
         <w:rPr>
           <w:rFonts w:ascii="Times New Roman" w:eastAsia="Times New Roman" w:hAnsi="Times New Roman" w:cs="Times New Roman"/>
@@ -4872,7 +4915,7 @@
           <w:tab w:val="left" w:pos="13740"/>
           <w:tab w:val="left" w:pos="14656"/>
         </w:tabs>
-        <w:spacing w:after="0" w:line="240" w:lineRule="auto"/>
+        <w:spacing w:after="0" w:line="360" w:lineRule="auto"/>
         <w:jc w:val="both"/>
         <w:rPr>
           <w:rFonts w:ascii="Times New Roman" w:eastAsia="Times New Roman" w:hAnsi="Times New Roman" w:cs="Times New Roman"/>
@@ -4927,7 +4970,7 @@
           <w:tab w:val="left" w:pos="13740"/>
           <w:tab w:val="left" w:pos="14656"/>
         </w:tabs>
-        <w:spacing w:after="0" w:line="240" w:lineRule="auto"/>
+        <w:spacing w:after="0" w:line="360" w:lineRule="auto"/>
         <w:jc w:val="both"/>
         <w:rPr>
           <w:rFonts w:ascii="Times New Roman" w:eastAsia="Times New Roman" w:hAnsi="Times New Roman" w:cs="Times New Roman"/>
@@ -4946,7 +4989,7 @@
     </w:p>
     <w:p>
       <w:pPr>
-        <w:spacing w:before="100" w:beforeAutospacing="1" w:after="100" w:afterAutospacing="1" w:line="240" w:lineRule="auto"/>
+        <w:spacing w:before="100" w:beforeAutospacing="1" w:after="100" w:afterAutospacing="1" w:line="360" w:lineRule="auto"/>
         <w:jc w:val="both"/>
         <w:rPr>
           <w:rFonts w:ascii="Times New Roman" w:eastAsia="Times New Roman" w:hAnsi="Times New Roman" w:cs="Times New Roman"/>
@@ -4983,7 +5026,7 @@
     </w:p>
     <w:p>
       <w:pPr>
-        <w:spacing w:before="100" w:beforeAutospacing="1" w:after="100" w:afterAutospacing="1" w:line="240" w:lineRule="auto"/>
+        <w:spacing w:before="100" w:beforeAutospacing="1" w:after="100" w:afterAutospacing="1" w:line="360" w:lineRule="auto"/>
         <w:jc w:val="both"/>
         <w:outlineLvl w:val="1"/>
         <w:rPr>
@@ -5007,7 +5050,7 @@
     </w:p>
     <w:p>
       <w:pPr>
-        <w:spacing w:before="100" w:beforeAutospacing="1" w:after="100" w:afterAutospacing="1" w:line="240" w:lineRule="auto"/>
+        <w:spacing w:before="100" w:beforeAutospacing="1" w:after="100" w:afterAutospacing="1" w:line="360" w:lineRule="auto"/>
         <w:jc w:val="both"/>
         <w:rPr>
           <w:rFonts w:ascii="Times New Roman" w:eastAsia="Times New Roman" w:hAnsi="Times New Roman" w:cs="Times New Roman"/>
@@ -5026,7 +5069,7 @@
     </w:p>
     <w:p>
       <w:pPr>
-        <w:spacing w:before="100" w:beforeAutospacing="1" w:after="100" w:afterAutospacing="1" w:line="240" w:lineRule="auto"/>
+        <w:spacing w:before="100" w:beforeAutospacing="1" w:after="100" w:afterAutospacing="1" w:line="360" w:lineRule="auto"/>
         <w:jc w:val="both"/>
         <w:rPr>
           <w:rFonts w:ascii="Times New Roman" w:eastAsia="Times New Roman" w:hAnsi="Times New Roman" w:cs="Times New Roman"/>
@@ -5049,7 +5092,7 @@
           <w:ilvl w:val="0"/>
           <w:numId w:val="9"/>
         </w:numPr>
-        <w:spacing w:before="100" w:beforeAutospacing="1" w:after="100" w:afterAutospacing="1" w:line="240" w:lineRule="auto"/>
+        <w:spacing w:before="100" w:beforeAutospacing="1" w:after="100" w:afterAutospacing="1" w:line="360" w:lineRule="auto"/>
         <w:jc w:val="both"/>
         <w:rPr>
           <w:rFonts w:ascii="Times New Roman" w:eastAsia="Times New Roman" w:hAnsi="Times New Roman" w:cs="Times New Roman"/>
@@ -5072,7 +5115,7 @@
           <w:ilvl w:val="0"/>
           <w:numId w:val="9"/>
         </w:numPr>
-        <w:spacing w:before="100" w:beforeAutospacing="1" w:after="100" w:afterAutospacing="1" w:line="240" w:lineRule="auto"/>
+        <w:spacing w:before="100" w:beforeAutospacing="1" w:after="100" w:afterAutospacing="1" w:line="360" w:lineRule="auto"/>
         <w:jc w:val="both"/>
         <w:rPr>
           <w:rFonts w:ascii="Times New Roman" w:eastAsia="Times New Roman" w:hAnsi="Times New Roman" w:cs="Times New Roman"/>
@@ -5095,7 +5138,7 @@
           <w:ilvl w:val="0"/>
           <w:numId w:val="9"/>
         </w:numPr>
-        <w:spacing w:before="100" w:beforeAutospacing="1" w:after="100" w:afterAutospacing="1" w:line="240" w:lineRule="auto"/>
+        <w:spacing w:before="100" w:beforeAutospacing="1" w:after="100" w:afterAutospacing="1" w:line="360" w:lineRule="auto"/>
         <w:jc w:val="both"/>
         <w:rPr>
           <w:rFonts w:ascii="Times New Roman" w:eastAsia="Times New Roman" w:hAnsi="Times New Roman" w:cs="Times New Roman"/>
@@ -5118,7 +5161,7 @@
           <w:ilvl w:val="0"/>
           <w:numId w:val="9"/>
         </w:numPr>
-        <w:spacing w:before="100" w:beforeAutospacing="1" w:after="100" w:afterAutospacing="1" w:line="240" w:lineRule="auto"/>
+        <w:spacing w:before="100" w:beforeAutospacing="1" w:after="100" w:afterAutospacing="1" w:line="360" w:lineRule="auto"/>
         <w:jc w:val="both"/>
         <w:rPr>
           <w:rFonts w:ascii="Times New Roman" w:eastAsia="Times New Roman" w:hAnsi="Times New Roman" w:cs="Times New Roman"/>
@@ -5141,7 +5184,7 @@
           <w:ilvl w:val="0"/>
           <w:numId w:val="9"/>
         </w:numPr>
-        <w:spacing w:before="100" w:beforeAutospacing="1" w:after="100" w:afterAutospacing="1" w:line="240" w:lineRule="auto"/>
+        <w:spacing w:before="100" w:beforeAutospacing="1" w:after="100" w:afterAutospacing="1" w:line="360" w:lineRule="auto"/>
         <w:jc w:val="both"/>
         <w:rPr>
           <w:rFonts w:ascii="Times New Roman" w:eastAsia="Times New Roman" w:hAnsi="Times New Roman" w:cs="Times New Roman"/>
@@ -5164,7 +5207,7 @@
           <w:ilvl w:val="0"/>
           <w:numId w:val="9"/>
         </w:numPr>
-        <w:spacing w:before="100" w:beforeAutospacing="1" w:after="100" w:afterAutospacing="1" w:line="240" w:lineRule="auto"/>
+        <w:spacing w:before="100" w:beforeAutospacing="1" w:after="100" w:afterAutospacing="1" w:line="360" w:lineRule="auto"/>
         <w:jc w:val="both"/>
         <w:rPr>
           <w:rFonts w:ascii="Times New Roman" w:eastAsia="Times New Roman" w:hAnsi="Times New Roman" w:cs="Times New Roman"/>
@@ -5187,7 +5230,7 @@
           <w:ilvl w:val="0"/>
           <w:numId w:val="9"/>
         </w:numPr>
-        <w:spacing w:before="100" w:beforeAutospacing="1" w:after="100" w:afterAutospacing="1" w:line="240" w:lineRule="auto"/>
+        <w:spacing w:before="100" w:beforeAutospacing="1" w:after="100" w:afterAutospacing="1" w:line="360" w:lineRule="auto"/>
         <w:jc w:val="both"/>
         <w:rPr>
           <w:rFonts w:ascii="Times New Roman" w:eastAsia="Times New Roman" w:hAnsi="Times New Roman" w:cs="Times New Roman"/>
@@ -5206,7 +5249,7 @@
     </w:p>
     <w:p>
       <w:pPr>
-        <w:spacing w:before="100" w:beforeAutospacing="1" w:after="100" w:afterAutospacing="1" w:line="240" w:lineRule="auto"/>
+        <w:spacing w:before="100" w:beforeAutospacing="1" w:after="100" w:afterAutospacing="1" w:line="360" w:lineRule="auto"/>
         <w:jc w:val="both"/>
         <w:outlineLvl w:val="1"/>
         <w:rPr>
@@ -5230,7 +5273,7 @@
     </w:p>
     <w:p>
       <w:pPr>
-        <w:spacing w:before="100" w:beforeAutospacing="1" w:after="100" w:afterAutospacing="1" w:line="240" w:lineRule="auto"/>
+        <w:spacing w:before="100" w:beforeAutospacing="1" w:after="100" w:afterAutospacing="1" w:line="360" w:lineRule="auto"/>
         <w:jc w:val="both"/>
         <w:rPr>
           <w:rFonts w:ascii="Times New Roman" w:eastAsia="Times New Roman" w:hAnsi="Times New Roman" w:cs="Times New Roman"/>
@@ -5253,7 +5296,7 @@
           <w:ilvl w:val="0"/>
           <w:numId w:val="10"/>
         </w:numPr>
-        <w:spacing w:before="100" w:beforeAutospacing="1" w:after="100" w:afterAutospacing="1" w:line="240" w:lineRule="auto"/>
+        <w:spacing w:before="100" w:beforeAutospacing="1" w:after="100" w:afterAutospacing="1" w:line="360" w:lineRule="auto"/>
         <w:jc w:val="both"/>
         <w:rPr>
           <w:rFonts w:ascii="Times New Roman" w:eastAsia="Times New Roman" w:hAnsi="Times New Roman" w:cs="Times New Roman"/>
@@ -5276,7 +5319,7 @@
           <w:ilvl w:val="0"/>
           <w:numId w:val="10"/>
         </w:numPr>
-        <w:spacing w:before="100" w:beforeAutospacing="1" w:after="100" w:afterAutospacing="1" w:line="240" w:lineRule="auto"/>
+        <w:spacing w:before="100" w:beforeAutospacing="1" w:after="100" w:afterAutospacing="1" w:line="360" w:lineRule="auto"/>
         <w:jc w:val="both"/>
         <w:rPr>
           <w:rFonts w:ascii="Times New Roman" w:eastAsia="Times New Roman" w:hAnsi="Times New Roman" w:cs="Times New Roman"/>
@@ -5299,7 +5342,7 @@
           <w:ilvl w:val="0"/>
           <w:numId w:val="10"/>
         </w:numPr>
-        <w:spacing w:before="100" w:beforeAutospacing="1" w:after="100" w:afterAutospacing="1" w:line="240" w:lineRule="auto"/>
+        <w:spacing w:before="100" w:beforeAutospacing="1" w:after="100" w:afterAutospacing="1" w:line="360" w:lineRule="auto"/>
         <w:jc w:val="both"/>
         <w:rPr>
           <w:rFonts w:ascii="Times New Roman" w:eastAsia="Times New Roman" w:hAnsi="Times New Roman" w:cs="Times New Roman"/>
@@ -5322,7 +5365,7 @@
           <w:ilvl w:val="0"/>
           <w:numId w:val="10"/>
         </w:numPr>
-        <w:spacing w:before="100" w:beforeAutospacing="1" w:after="100" w:afterAutospacing="1" w:line="240" w:lineRule="auto"/>
+        <w:spacing w:before="100" w:beforeAutospacing="1" w:after="100" w:afterAutospacing="1" w:line="360" w:lineRule="auto"/>
         <w:jc w:val="both"/>
         <w:rPr>
           <w:rFonts w:ascii="Times New Roman" w:eastAsia="Times New Roman" w:hAnsi="Times New Roman" w:cs="Times New Roman"/>
@@ -5345,7 +5388,7 @@
           <w:ilvl w:val="0"/>
           <w:numId w:val="10"/>
         </w:numPr>
-        <w:spacing w:before="100" w:beforeAutospacing="1" w:after="100" w:afterAutospacing="1" w:line="240" w:lineRule="auto"/>
+        <w:spacing w:before="100" w:beforeAutospacing="1" w:after="100" w:afterAutospacing="1" w:line="360" w:lineRule="auto"/>
         <w:jc w:val="both"/>
         <w:rPr>
           <w:rFonts w:ascii="Times New Roman" w:eastAsia="Times New Roman" w:hAnsi="Times New Roman" w:cs="Times New Roman"/>
@@ -5369,7 +5412,7 @@
           <w:ilvl w:val="0"/>
           <w:numId w:val="10"/>
         </w:numPr>
-        <w:spacing w:before="100" w:beforeAutospacing="1" w:after="100" w:afterAutospacing="1" w:line="240" w:lineRule="auto"/>
+        <w:spacing w:before="100" w:beforeAutospacing="1" w:after="100" w:afterAutospacing="1" w:line="360" w:lineRule="auto"/>
         <w:jc w:val="both"/>
         <w:rPr>
           <w:rFonts w:ascii="Times New Roman" w:eastAsia="Times New Roman" w:hAnsi="Times New Roman" w:cs="Times New Roman"/>
@@ -5388,7 +5431,7 @@
     </w:p>
     <w:p>
       <w:pPr>
-        <w:spacing w:before="100" w:beforeAutospacing="1" w:after="100" w:afterAutospacing="1" w:line="240" w:lineRule="auto"/>
+        <w:spacing w:before="100" w:beforeAutospacing="1" w:after="100" w:afterAutospacing="1" w:line="360" w:lineRule="auto"/>
         <w:jc w:val="both"/>
         <w:rPr>
           <w:rFonts w:ascii="Times New Roman" w:eastAsia="Times New Roman" w:hAnsi="Times New Roman" w:cs="Times New Roman"/>
@@ -5407,7 +5450,7 @@
     </w:p>
     <w:p>
       <w:pPr>
-        <w:spacing w:before="100" w:beforeAutospacing="1" w:after="100" w:afterAutospacing="1" w:line="240" w:lineRule="auto"/>
+        <w:spacing w:before="100" w:beforeAutospacing="1" w:after="100" w:afterAutospacing="1" w:line="360" w:lineRule="auto"/>
         <w:jc w:val="both"/>
         <w:outlineLvl w:val="1"/>
         <w:rPr>
@@ -5431,7 +5474,7 @@
     </w:p>
     <w:p>
       <w:pPr>
-        <w:spacing w:before="100" w:beforeAutospacing="1" w:after="100" w:afterAutospacing="1" w:line="240" w:lineRule="auto"/>
+        <w:spacing w:before="100" w:beforeAutospacing="1" w:after="100" w:afterAutospacing="1" w:line="360" w:lineRule="auto"/>
         <w:jc w:val="both"/>
         <w:rPr>
           <w:rFonts w:ascii="Times New Roman" w:eastAsia="Times New Roman" w:hAnsi="Times New Roman" w:cs="Times New Roman"/>
@@ -5450,7 +5493,7 @@
     </w:p>
     <w:p>
       <w:pPr>
-        <w:spacing w:before="100" w:beforeAutospacing="1" w:after="100" w:afterAutospacing="1" w:line="240" w:lineRule="auto"/>
+        <w:spacing w:before="100" w:beforeAutospacing="1" w:after="100" w:afterAutospacing="1" w:line="360" w:lineRule="auto"/>
         <w:jc w:val="both"/>
         <w:rPr>
           <w:rFonts w:ascii="Times New Roman" w:eastAsia="Times New Roman" w:hAnsi="Times New Roman" w:cs="Times New Roman"/>
@@ -5493,7 +5536,7 @@
     </w:p>
     <w:p>
       <w:pPr>
-        <w:spacing w:before="100" w:beforeAutospacing="1" w:after="100" w:afterAutospacing="1" w:line="240" w:lineRule="auto"/>
+        <w:spacing w:before="100" w:beforeAutospacing="1" w:after="100" w:afterAutospacing="1" w:line="360" w:lineRule="auto"/>
         <w:jc w:val="both"/>
         <w:rPr>
           <w:rFonts w:ascii="Times New Roman" w:eastAsia="Times New Roman" w:hAnsi="Times New Roman" w:cs="Times New Roman"/>
@@ -5512,7 +5555,7 @@
     </w:p>
     <w:p>
       <w:pPr>
-        <w:spacing w:before="100" w:beforeAutospacing="1" w:after="100" w:afterAutospacing="1" w:line="240" w:lineRule="auto"/>
+        <w:spacing w:before="100" w:beforeAutospacing="1" w:after="100" w:afterAutospacing="1" w:line="360" w:lineRule="auto"/>
         <w:jc w:val="both"/>
         <w:outlineLvl w:val="1"/>
         <w:rPr>
@@ -5536,7 +5579,7 @@
     </w:p>
     <w:p>
       <w:pPr>
-        <w:spacing w:before="100" w:beforeAutospacing="1" w:after="100" w:afterAutospacing="1" w:line="240" w:lineRule="auto"/>
+        <w:spacing w:before="100" w:beforeAutospacing="1" w:after="100" w:afterAutospacing="1" w:line="360" w:lineRule="auto"/>
         <w:jc w:val="both"/>
         <w:rPr>
           <w:rFonts w:ascii="Times New Roman" w:eastAsia="Times New Roman" w:hAnsi="Times New Roman" w:cs="Times New Roman"/>
@@ -5573,7 +5616,7 @@
     </w:p>
     <w:p>
       <w:pPr>
-        <w:spacing w:before="100" w:beforeAutospacing="1" w:after="100" w:afterAutospacing="1" w:line="240" w:lineRule="auto"/>
+        <w:spacing w:before="100" w:beforeAutospacing="1" w:after="100" w:afterAutospacing="1" w:line="360" w:lineRule="auto"/>
         <w:jc w:val="both"/>
         <w:rPr>
           <w:rFonts w:ascii="Times New Roman" w:eastAsia="Times New Roman" w:hAnsi="Times New Roman" w:cs="Times New Roman"/>
@@ -5617,8 +5660,6 @@
           <w:szCs w:val="24"/>
         </w:rPr>
       </w:pPr>
-      <w:bookmarkStart w:id="0" w:name="_GoBack"/>
-      <w:bookmarkEnd w:id="0"/>
     </w:p>
     <w:sectPr>
       <w:pgSz w:w="12240" w:h="15840"/>
